--- a/docs/phase-2a/03_Technical_Approach.docx
+++ b/docs/phase-2a/03_Technical_Approach.docx
@@ -1109,14 +1109,14 @@
           <w:bCs/>
           <w:color w:val="1A1A1A"/>
         </w:rPr>
-        <w:t xml:space="preserve">A modular monolith with hard domain boundaries</w:t>
-      </w:r>
-      <w:r>
-        <w:rPr>
-          <w:rFonts w:ascii="Arial" w:cs="Arial" w:eastAsia="Arial" w:hAnsi="Arial"/>
-          <w:color w:val="1A1A1A"/>
-        </w:rPr>
-        <w:t xml:space="preserve">, as the SOW recommends (SOW §6). A small team moves fast in a single deployable, while each domain has its own schema, public interface and events. Any domain can be extracted into a service later without a rewrite.</w:t>
+        <w:t xml:space="preserve">A .NET modular monolith with hard domain boundaries</w:t>
+      </w:r>
+      <w:r>
+        <w:rPr>
+          <w:rFonts w:ascii="Arial" w:cs="Arial" w:eastAsia="Arial" w:hAnsi="Arial"/>
+          <w:color w:val="1A1A1A"/>
+        </w:rPr>
+        <w:t xml:space="preserve"> on PostgreSQL, extending SportSeek's confirmed React Native / .NET / PostgreSQL stack, as the SOW recommends (SOW §6). A small team moves fast in a single deployable, while each domain has its own schema, public interface and events. Any domain can be extracted into a service later without a rewrite.</w:t>
       </w:r>
     </w:p>
     <w:p>
@@ -3045,7 +3045,55 @@
           <w:rFonts w:ascii="Arial" w:cs="Arial" w:eastAsia="Arial" w:hAnsi="Arial"/>
           <w:color w:val="1A1A1A"/>
         </w:rPr>
-        <w:t xml:space="preserve">The SOW does not describe the Phase 1 technology stack, and we will not assume it. Our first technical act is a structured assessment of the live system. A launch-focused pass runs over 3 days (29 Sep – 1 Oct) and a full deep-dive over 2 weeks (5 – 16 Oct).</w:t>
+        <w:t xml:space="preserve">SportSeek has confirmed the Phase 1 technology stack: </w:t>
+      </w:r>
+      <w:r>
+        <w:rPr>
+          <w:rFonts w:ascii="Arial" w:cs="Arial" w:eastAsia="Arial" w:hAnsi="Arial"/>
+          <w:b/>
+          <w:bCs/>
+          <w:color w:val="1A1A1A"/>
+        </w:rPr>
+        <w:t xml:space="preserve">React Native</w:t>
+      </w:r>
+      <w:r>
+        <w:rPr>
+          <w:rFonts w:ascii="Arial" w:cs="Arial" w:eastAsia="Arial" w:hAnsi="Arial"/>
+          <w:color w:val="1A1A1A"/>
+        </w:rPr>
+        <w:t xml:space="preserve"> mobile apps, a </w:t>
+      </w:r>
+      <w:r>
+        <w:rPr>
+          <w:rFonts w:ascii="Arial" w:cs="Arial" w:eastAsia="Arial" w:hAnsi="Arial"/>
+          <w:b/>
+          <w:bCs/>
+          <w:color w:val="1A1A1A"/>
+        </w:rPr>
+        <w:t xml:space="preserve">.NET</w:t>
+      </w:r>
+      <w:r>
+        <w:rPr>
+          <w:rFonts w:ascii="Arial" w:cs="Arial" w:eastAsia="Arial" w:hAnsi="Arial"/>
+          <w:color w:val="1A1A1A"/>
+        </w:rPr>
+        <w:t xml:space="preserve"> back end and a </w:t>
+      </w:r>
+      <w:r>
+        <w:rPr>
+          <w:rFonts w:ascii="Arial" w:cs="Arial" w:eastAsia="Arial" w:hAnsi="Arial"/>
+          <w:b/>
+          <w:bCs/>
+          <w:color w:val="1A1A1A"/>
+        </w:rPr>
+        <w:t xml:space="preserve">PostgreSQL</w:t>
+      </w:r>
+      <w:r>
+        <w:rPr>
+          <w:rFonts w:ascii="Arial" w:cs="Arial" w:eastAsia="Arial" w:hAnsi="Arial"/>
+          <w:color w:val="1A1A1A"/>
+        </w:rPr>
+        <w:t xml:space="preserve"> database. Phase 2A builds on that stack rather than replacing it (SOW §6). Knowing the stack is not the same as knowing the codebase, so our first technical act is a structured assessment of the live system. A launch-focused pass runs over 3 days (29 Sep – 1 Oct) and a full deep-dive over 2 weeks (5 – 16 Oct).</w:t>
       </w:r>
     </w:p>
     <w:tbl>
@@ -3240,7 +3288,7 @@
                 <w:sz w:val="18"/>
                 <w:szCs w:val="18"/>
               </w:rPr>
-              <w:t xml:space="preserve">Stack and versions, module structure, code quality, dependency health, test coverage, build process</w:t>
+              <w:t xml:space="preserve">.NET and React Native versions and support status, solution/module structure, code quality, NuGet and npm dependency health, test coverage, build process</w:t>
             </w:r>
           </w:p>
         </w:tc>
@@ -3272,7 +3320,7 @@
                 <w:sz w:val="18"/>
                 <w:szCs w:val="18"/>
               </w:rPr>
-              <w:t xml:space="preserve">Architecture as-is; technical-debt register</w:t>
+              <w:t xml:space="preserve">Architecture as-is; technical-debt and upgrade register</w:t>
             </w:r>
           </w:p>
         </w:tc>
@@ -3343,7 +3391,7 @@
                 <w:sz w:val="18"/>
                 <w:szCs w:val="18"/>
               </w:rPr>
-              <w:t xml:space="preserve">Schema, identity/user tables per app, facility/service model, event/tournament model, data quality, duplicates</w:t>
+              <w:t xml:space="preserve">PostgreSQL schema and migration history, identity/user tables per app, facility/service model, event/tournament model, indexes, data quality, duplicates</w:t>
             </w:r>
           </w:p>
         </w:tc>
@@ -4500,6 +4548,969 @@
     </w:p>
     <w:p>
       <w:pPr>
+        <w:pStyle w:val="Heading2"/>
+        <w:keepNext/>
+      </w:pPr>
+      <w:r>
+        <w:t xml:space="preserve">5.3 Technology stack</w:t>
+      </w:r>
+    </w:p>
+    <w:tbl>
+      <w:tblPr>
+        <w:tblW w:type="dxa" w:w="9638"/>
+        <w:tblBorders>
+          <w:top w:val="single" w:color="auto" w:sz="4"/>
+          <w:left w:val="single" w:color="auto" w:sz="4"/>
+          <w:bottom w:val="single" w:color="auto" w:sz="4"/>
+          <w:right w:val="single" w:color="auto" w:sz="4"/>
+          <w:insideH w:val="single" w:color="auto" w:sz="4"/>
+          <w:insideV w:val="single" w:color="auto" w:sz="4"/>
+        </w:tblBorders>
+      </w:tblPr>
+      <w:tblGrid>
+        <w:gridCol w:w="1927"/>
+        <w:gridCol w:w="3469"/>
+        <w:gridCol w:w="4242"/>
+      </w:tblGrid>
+      <w:tr>
+        <w:trPr>
+          <w:cantSplit/>
+          <w:tblHeader/>
+        </w:trPr>
+        <w:tc>
+          <w:tcPr>
+            <w:tcW w:type="dxa" w:w="1927"/>
+            <w:tcBorders>
+              <w:top w:val="single" w:color="C9CED8" w:sz="4"/>
+              <w:left w:val="single" w:color="C9CED8" w:sz="4"/>
+              <w:bottom w:val="single" w:color="C9CED8" w:sz="4"/>
+              <w:right w:val="single" w:color="C9CED8" w:sz="4"/>
+            </w:tcBorders>
+            <w:shd w:fill="1F3864" w:color="auto" w:val="clear"/>
+            <w:tcMar>
+              <w:top w:type="dxa" w:w="60"/>
+              <w:left w:type="dxa" w:w="90"/>
+              <w:bottom w:type="dxa" w:w="60"/>
+              <w:right w:type="dxa" w:w="90"/>
+            </w:tcMar>
+            <w:vAlign w:val="top"/>
+          </w:tcPr>
+          <w:p>
+            <w:pPr>
+              <w:spacing w:after="20" w:line="250"/>
+            </w:pPr>
+            <w:r>
+              <w:rPr>
+                <w:rFonts w:ascii="Arial" w:cs="Arial" w:eastAsia="Arial" w:hAnsi="Arial"/>
+                <w:b/>
+                <w:bCs/>
+                <w:color w:val="FFFFFF"/>
+                <w:sz w:val="16"/>
+                <w:szCs w:val="16"/>
+              </w:rPr>
+              <w:t xml:space="preserve">Layer</w:t>
+            </w:r>
+          </w:p>
+        </w:tc>
+        <w:tc>
+          <w:tcPr>
+            <w:tcW w:type="dxa" w:w="3469"/>
+            <w:tcBorders>
+              <w:top w:val="single" w:color="C9CED8" w:sz="4"/>
+              <w:left w:val="single" w:color="C9CED8" w:sz="4"/>
+              <w:bottom w:val="single" w:color="C9CED8" w:sz="4"/>
+              <w:right w:val="single" w:color="C9CED8" w:sz="4"/>
+            </w:tcBorders>
+            <w:shd w:fill="1F3864" w:color="auto" w:val="clear"/>
+            <w:tcMar>
+              <w:top w:type="dxa" w:w="60"/>
+              <w:left w:type="dxa" w:w="90"/>
+              <w:bottom w:type="dxa" w:w="60"/>
+              <w:right w:type="dxa" w:w="90"/>
+            </w:tcMar>
+            <w:vAlign w:val="top"/>
+          </w:tcPr>
+          <w:p>
+            <w:pPr>
+              <w:spacing w:after="20" w:line="250"/>
+            </w:pPr>
+            <w:r>
+              <w:rPr>
+                <w:rFonts w:ascii="Arial" w:cs="Arial" w:eastAsia="Arial" w:hAnsi="Arial"/>
+                <w:b/>
+                <w:bCs/>
+                <w:color w:val="FFFFFF"/>
+                <w:sz w:val="16"/>
+                <w:szCs w:val="16"/>
+              </w:rPr>
+              <w:t xml:space="preserve">Technology (confirmed / proposed)</w:t>
+            </w:r>
+          </w:p>
+        </w:tc>
+        <w:tc>
+          <w:tcPr>
+            <w:tcW w:type="dxa" w:w="4242"/>
+            <w:tcBorders>
+              <w:top w:val="single" w:color="C9CED8" w:sz="4"/>
+              <w:left w:val="single" w:color="C9CED8" w:sz="4"/>
+              <w:bottom w:val="single" w:color="C9CED8" w:sz="4"/>
+              <w:right w:val="single" w:color="C9CED8" w:sz="4"/>
+            </w:tcBorders>
+            <w:shd w:fill="1F3864" w:color="auto" w:val="clear"/>
+            <w:tcMar>
+              <w:top w:type="dxa" w:w="60"/>
+              <w:left w:type="dxa" w:w="90"/>
+              <w:bottom w:type="dxa" w:w="60"/>
+              <w:right w:type="dxa" w:w="90"/>
+            </w:tcMar>
+            <w:vAlign w:val="top"/>
+          </w:tcPr>
+          <w:p>
+            <w:pPr>
+              <w:spacing w:after="20" w:line="250"/>
+            </w:pPr>
+            <w:r>
+              <w:rPr>
+                <w:rFonts w:ascii="Arial" w:cs="Arial" w:eastAsia="Arial" w:hAnsi="Arial"/>
+                <w:b/>
+                <w:bCs/>
+                <w:color w:val="FFFFFF"/>
+                <w:sz w:val="16"/>
+                <w:szCs w:val="16"/>
+              </w:rPr>
+              <w:t xml:space="preserve">How we use it in Phase 2A</w:t>
+            </w:r>
+          </w:p>
+        </w:tc>
+      </w:tr>
+      <w:tr>
+        <w:trPr>
+          <w:cantSplit/>
+        </w:trPr>
+        <w:tc>
+          <w:tcPr>
+            <w:tcW w:type="dxa" w:w="1927"/>
+            <w:tcBorders>
+              <w:top w:val="single" w:color="C9CED8" w:sz="4"/>
+              <w:left w:val="single" w:color="C9CED8" w:sz="4"/>
+              <w:bottom w:val="single" w:color="C9CED8" w:sz="4"/>
+              <w:right w:val="single" w:color="C9CED8" w:sz="4"/>
+            </w:tcBorders>
+            <w:tcMar>
+              <w:top w:type="dxa" w:w="60"/>
+              <w:left w:type="dxa" w:w="90"/>
+              <w:bottom w:type="dxa" w:w="60"/>
+              <w:right w:type="dxa" w:w="90"/>
+            </w:tcMar>
+            <w:vAlign w:val="top"/>
+          </w:tcPr>
+          <w:p>
+            <w:pPr>
+              <w:spacing w:after="20" w:line="250"/>
+            </w:pPr>
+            <w:r>
+              <w:rPr>
+                <w:rFonts w:ascii="Arial" w:cs="Arial" w:eastAsia="Arial" w:hAnsi="Arial"/>
+                <w:color w:val="1A1A1A"/>
+                <w:sz w:val="16"/>
+                <w:szCs w:val="16"/>
+              </w:rPr>
+              <w:t xml:space="preserve">Mobile apps</w:t>
+            </w:r>
+          </w:p>
+        </w:tc>
+        <w:tc>
+          <w:tcPr>
+            <w:tcW w:type="dxa" w:w="3469"/>
+            <w:tcBorders>
+              <w:top w:val="single" w:color="C9CED8" w:sz="4"/>
+              <w:left w:val="single" w:color="C9CED8" w:sz="4"/>
+              <w:bottom w:val="single" w:color="C9CED8" w:sz="4"/>
+              <w:right w:val="single" w:color="C9CED8" w:sz="4"/>
+            </w:tcBorders>
+            <w:tcMar>
+              <w:top w:type="dxa" w:w="60"/>
+              <w:left w:type="dxa" w:w="90"/>
+              <w:bottom w:type="dxa" w:w="60"/>
+              <w:right w:type="dxa" w:w="90"/>
+            </w:tcMar>
+            <w:vAlign w:val="top"/>
+          </w:tcPr>
+          <w:p>
+            <w:pPr>
+              <w:spacing w:after="20" w:line="250"/>
+            </w:pPr>
+            <w:r>
+              <w:rPr>
+                <w:rFonts w:ascii="Arial" w:cs="Arial" w:eastAsia="Arial" w:hAnsi="Arial"/>
+                <w:color w:val="1A1A1A"/>
+                <w:sz w:val="16"/>
+                <w:szCs w:val="16"/>
+              </w:rPr>
+              <w:t xml:space="preserve">React Native with TypeScript (confirmed)</w:t>
+            </w:r>
+          </w:p>
+        </w:tc>
+        <w:tc>
+          <w:tcPr>
+            <w:tcW w:type="dxa" w:w="4242"/>
+            <w:tcBorders>
+              <w:top w:val="single" w:color="C9CED8" w:sz="4"/>
+              <w:left w:val="single" w:color="C9CED8" w:sz="4"/>
+              <w:bottom w:val="single" w:color="C9CED8" w:sz="4"/>
+              <w:right w:val="single" w:color="C9CED8" w:sz="4"/>
+            </w:tcBorders>
+            <w:tcMar>
+              <w:top w:type="dxa" w:w="60"/>
+              <w:left w:type="dxa" w:w="90"/>
+              <w:bottom w:type="dxa" w:w="60"/>
+              <w:right w:type="dxa" w:w="90"/>
+            </w:tcMar>
+            <w:vAlign w:val="top"/>
+          </w:tcPr>
+          <w:p>
+            <w:pPr>
+              <w:spacing w:after="20" w:line="250"/>
+            </w:pPr>
+            <w:r>
+              <w:rPr>
+                <w:rFonts w:ascii="Arial" w:cs="Arial" w:eastAsia="Arial" w:hAnsi="Arial"/>
+                <w:color w:val="1A1A1A"/>
+                <w:sz w:val="16"/>
+                <w:szCs w:val="16"/>
+              </w:rPr>
+              <w:t xml:space="preserve">Extend the existing User and Partner apps: OIDC with PKCE (e.g. react-native-app-auth), push via FCM/APNs (e.g. React Native Firebase), deep links and app-switch handling, schema-driven onboarding forms, minimum-version enforcement; builds and store releases automated with Fastlane</w:t>
+            </w:r>
+          </w:p>
+        </w:tc>
+      </w:tr>
+      <w:tr>
+        <w:trPr>
+          <w:cantSplit/>
+        </w:trPr>
+        <w:tc>
+          <w:tcPr>
+            <w:tcW w:type="dxa" w:w="1927"/>
+            <w:tcBorders>
+              <w:top w:val="single" w:color="C9CED8" w:sz="4"/>
+              <w:left w:val="single" w:color="C9CED8" w:sz="4"/>
+              <w:bottom w:val="single" w:color="C9CED8" w:sz="4"/>
+              <w:right w:val="single" w:color="C9CED8" w:sz="4"/>
+            </w:tcBorders>
+            <w:shd w:fill="F3F5F9" w:color="auto" w:val="clear"/>
+            <w:tcMar>
+              <w:top w:type="dxa" w:w="60"/>
+              <w:left w:type="dxa" w:w="90"/>
+              <w:bottom w:type="dxa" w:w="60"/>
+              <w:right w:type="dxa" w:w="90"/>
+            </w:tcMar>
+            <w:vAlign w:val="top"/>
+          </w:tcPr>
+          <w:p>
+            <w:pPr>
+              <w:spacing w:after="20" w:line="250"/>
+            </w:pPr>
+            <w:r>
+              <w:rPr>
+                <w:rFonts w:ascii="Arial" w:cs="Arial" w:eastAsia="Arial" w:hAnsi="Arial"/>
+                <w:color w:val="1A1A1A"/>
+                <w:sz w:val="16"/>
+                <w:szCs w:val="16"/>
+              </w:rPr>
+              <w:t xml:space="preserve">Back end</w:t>
+            </w:r>
+          </w:p>
+        </w:tc>
+        <w:tc>
+          <w:tcPr>
+            <w:tcW w:type="dxa" w:w="3469"/>
+            <w:tcBorders>
+              <w:top w:val="single" w:color="C9CED8" w:sz="4"/>
+              <w:left w:val="single" w:color="C9CED8" w:sz="4"/>
+              <w:bottom w:val="single" w:color="C9CED8" w:sz="4"/>
+              <w:right w:val="single" w:color="C9CED8" w:sz="4"/>
+            </w:tcBorders>
+            <w:shd w:fill="F3F5F9" w:color="auto" w:val="clear"/>
+            <w:tcMar>
+              <w:top w:type="dxa" w:w="60"/>
+              <w:left w:type="dxa" w:w="90"/>
+              <w:bottom w:type="dxa" w:w="60"/>
+              <w:right w:type="dxa" w:w="90"/>
+            </w:tcMar>
+            <w:vAlign w:val="top"/>
+          </w:tcPr>
+          <w:p>
+            <w:pPr>
+              <w:spacing w:after="20" w:line="250"/>
+            </w:pPr>
+            <w:r>
+              <w:rPr>
+                <w:rFonts w:ascii="Arial" w:cs="Arial" w:eastAsia="Arial" w:hAnsi="Arial"/>
+                <w:color w:val="1A1A1A"/>
+                <w:sz w:val="16"/>
+                <w:szCs w:val="16"/>
+              </w:rPr>
+              <w:t xml:space="preserve">.NET — ASP.NET Core Web API, C# (confirmed)</w:t>
+            </w:r>
+          </w:p>
+        </w:tc>
+        <w:tc>
+          <w:tcPr>
+            <w:tcW w:type="dxa" w:w="4242"/>
+            <w:tcBorders>
+              <w:top w:val="single" w:color="C9CED8" w:sz="4"/>
+              <w:left w:val="single" w:color="C9CED8" w:sz="4"/>
+              <w:bottom w:val="single" w:color="C9CED8" w:sz="4"/>
+              <w:right w:val="single" w:color="C9CED8" w:sz="4"/>
+            </w:tcBorders>
+            <w:shd w:fill="F3F5F9" w:color="auto" w:val="clear"/>
+            <w:tcMar>
+              <w:top w:type="dxa" w:w="60"/>
+              <w:left w:type="dxa" w:w="90"/>
+              <w:bottom w:type="dxa" w:w="60"/>
+              <w:right w:type="dxa" w:w="90"/>
+            </w:tcMar>
+            <w:vAlign w:val="top"/>
+          </w:tcPr>
+          <w:p>
+            <w:pPr>
+              <w:spacing w:after="20" w:line="250"/>
+            </w:pPr>
+            <w:r>
+              <w:rPr>
+                <w:rFonts w:ascii="Arial" w:cs="Arial" w:eastAsia="Arial" w:hAnsi="Arial"/>
+                <w:color w:val="1A1A1A"/>
+                <w:sz w:val="16"/>
+                <w:szCs w:val="16"/>
+              </w:rPr>
+              <w:t xml:space="preserve">One modular-monolith solution with a project per domain module; module boundaries enforced by architecture tests (NetArchTest or ArchUnitNET); hosted background services for outbox relay, reminders and reconciliation</w:t>
+            </w:r>
+          </w:p>
+        </w:tc>
+      </w:tr>
+      <w:tr>
+        <w:trPr>
+          <w:cantSplit/>
+        </w:trPr>
+        <w:tc>
+          <w:tcPr>
+            <w:tcW w:type="dxa" w:w="1927"/>
+            <w:tcBorders>
+              <w:top w:val="single" w:color="C9CED8" w:sz="4"/>
+              <w:left w:val="single" w:color="C9CED8" w:sz="4"/>
+              <w:bottom w:val="single" w:color="C9CED8" w:sz="4"/>
+              <w:right w:val="single" w:color="C9CED8" w:sz="4"/>
+            </w:tcBorders>
+            <w:tcMar>
+              <w:top w:type="dxa" w:w="60"/>
+              <w:left w:type="dxa" w:w="90"/>
+              <w:bottom w:type="dxa" w:w="60"/>
+              <w:right w:type="dxa" w:w="90"/>
+            </w:tcMar>
+            <w:vAlign w:val="top"/>
+          </w:tcPr>
+          <w:p>
+            <w:pPr>
+              <w:spacing w:after="20" w:line="250"/>
+            </w:pPr>
+            <w:r>
+              <w:rPr>
+                <w:rFonts w:ascii="Arial" w:cs="Arial" w:eastAsia="Arial" w:hAnsi="Arial"/>
+                <w:color w:val="1A1A1A"/>
+                <w:sz w:val="16"/>
+                <w:szCs w:val="16"/>
+              </w:rPr>
+              <w:t xml:space="preserve">Data access</w:t>
+            </w:r>
+          </w:p>
+        </w:tc>
+        <w:tc>
+          <w:tcPr>
+            <w:tcW w:type="dxa" w:w="3469"/>
+            <w:tcBorders>
+              <w:top w:val="single" w:color="C9CED8" w:sz="4"/>
+              <w:left w:val="single" w:color="C9CED8" w:sz="4"/>
+              <w:bottom w:val="single" w:color="C9CED8" w:sz="4"/>
+              <w:right w:val="single" w:color="C9CED8" w:sz="4"/>
+            </w:tcBorders>
+            <w:tcMar>
+              <w:top w:type="dxa" w:w="60"/>
+              <w:left w:type="dxa" w:w="90"/>
+              <w:bottom w:type="dxa" w:w="60"/>
+              <w:right w:type="dxa" w:w="90"/>
+            </w:tcMar>
+            <w:vAlign w:val="top"/>
+          </w:tcPr>
+          <w:p>
+            <w:pPr>
+              <w:spacing w:after="20" w:line="250"/>
+            </w:pPr>
+            <w:r>
+              <w:rPr>
+                <w:rFonts w:ascii="Arial" w:cs="Arial" w:eastAsia="Arial" w:hAnsi="Arial"/>
+                <w:color w:val="1A1A1A"/>
+                <w:sz w:val="16"/>
+                <w:szCs w:val="16"/>
+              </w:rPr>
+              <w:t xml:space="preserve">EF Core with the Npgsql provider (proposed, subject to the Phase 1 assessment)</w:t>
+            </w:r>
+          </w:p>
+        </w:tc>
+        <w:tc>
+          <w:tcPr>
+            <w:tcW w:type="dxa" w:w="4242"/>
+            <w:tcBorders>
+              <w:top w:val="single" w:color="C9CED8" w:sz="4"/>
+              <w:left w:val="single" w:color="C9CED8" w:sz="4"/>
+              <w:bottom w:val="single" w:color="C9CED8" w:sz="4"/>
+              <w:right w:val="single" w:color="C9CED8" w:sz="4"/>
+            </w:tcBorders>
+            <w:tcMar>
+              <w:top w:type="dxa" w:w="60"/>
+              <w:left w:type="dxa" w:w="90"/>
+              <w:bottom w:type="dxa" w:w="60"/>
+              <w:right w:type="dxa" w:w="90"/>
+            </w:tcMar>
+            <w:vAlign w:val="top"/>
+          </w:tcPr>
+          <w:p>
+            <w:pPr>
+              <w:spacing w:after="20" w:line="250"/>
+            </w:pPr>
+            <w:r>
+              <w:rPr>
+                <w:rFonts w:ascii="Arial" w:cs="Arial" w:eastAsia="Arial" w:hAnsi="Arial"/>
+                <w:color w:val="1A1A1A"/>
+                <w:sz w:val="16"/>
+                <w:szCs w:val="16"/>
+              </w:rPr>
+              <w:t xml:space="preserve">A DbContext per domain mapped to its own PostgreSQL schema; migrations per module; raw SQL where PostgreSQL features need it (exclusion constraints, JSONB indexes)</w:t>
+            </w:r>
+          </w:p>
+        </w:tc>
+      </w:tr>
+      <w:tr>
+        <w:trPr>
+          <w:cantSplit/>
+        </w:trPr>
+        <w:tc>
+          <w:tcPr>
+            <w:tcW w:type="dxa" w:w="1927"/>
+            <w:tcBorders>
+              <w:top w:val="single" w:color="C9CED8" w:sz="4"/>
+              <w:left w:val="single" w:color="C9CED8" w:sz="4"/>
+              <w:bottom w:val="single" w:color="C9CED8" w:sz="4"/>
+              <w:right w:val="single" w:color="C9CED8" w:sz="4"/>
+            </w:tcBorders>
+            <w:shd w:fill="F3F5F9" w:color="auto" w:val="clear"/>
+            <w:tcMar>
+              <w:top w:type="dxa" w:w="60"/>
+              <w:left w:type="dxa" w:w="90"/>
+              <w:bottom w:type="dxa" w:w="60"/>
+              <w:right w:type="dxa" w:w="90"/>
+            </w:tcMar>
+            <w:vAlign w:val="top"/>
+          </w:tcPr>
+          <w:p>
+            <w:pPr>
+              <w:spacing w:after="20" w:line="250"/>
+            </w:pPr>
+            <w:r>
+              <w:rPr>
+                <w:rFonts w:ascii="Arial" w:cs="Arial" w:eastAsia="Arial" w:hAnsi="Arial"/>
+                <w:color w:val="1A1A1A"/>
+                <w:sz w:val="16"/>
+                <w:szCs w:val="16"/>
+              </w:rPr>
+              <w:t xml:space="preserve">Database</w:t>
+            </w:r>
+          </w:p>
+        </w:tc>
+        <w:tc>
+          <w:tcPr>
+            <w:tcW w:type="dxa" w:w="3469"/>
+            <w:tcBorders>
+              <w:top w:val="single" w:color="C9CED8" w:sz="4"/>
+              <w:left w:val="single" w:color="C9CED8" w:sz="4"/>
+              <w:bottom w:val="single" w:color="C9CED8" w:sz="4"/>
+              <w:right w:val="single" w:color="C9CED8" w:sz="4"/>
+            </w:tcBorders>
+            <w:shd w:fill="F3F5F9" w:color="auto" w:val="clear"/>
+            <w:tcMar>
+              <w:top w:type="dxa" w:w="60"/>
+              <w:left w:type="dxa" w:w="90"/>
+              <w:bottom w:type="dxa" w:w="60"/>
+              <w:right w:type="dxa" w:w="90"/>
+            </w:tcMar>
+            <w:vAlign w:val="top"/>
+          </w:tcPr>
+          <w:p>
+            <w:pPr>
+              <w:spacing w:after="20" w:line="250"/>
+            </w:pPr>
+            <w:r>
+              <w:rPr>
+                <w:rFonts w:ascii="Arial" w:cs="Arial" w:eastAsia="Arial" w:hAnsi="Arial"/>
+                <w:color w:val="1A1A1A"/>
+                <w:sz w:val="16"/>
+                <w:szCs w:val="16"/>
+              </w:rPr>
+              <w:t xml:space="preserve">PostgreSQL (confirmed)</w:t>
+            </w:r>
+          </w:p>
+        </w:tc>
+        <w:tc>
+          <w:tcPr>
+            <w:tcW w:type="dxa" w:w="4242"/>
+            <w:tcBorders>
+              <w:top w:val="single" w:color="C9CED8" w:sz="4"/>
+              <w:left w:val="single" w:color="C9CED8" w:sz="4"/>
+              <w:bottom w:val="single" w:color="C9CED8" w:sz="4"/>
+              <w:right w:val="single" w:color="C9CED8" w:sz="4"/>
+            </w:tcBorders>
+            <w:shd w:fill="F3F5F9" w:color="auto" w:val="clear"/>
+            <w:tcMar>
+              <w:top w:type="dxa" w:w="60"/>
+              <w:left w:type="dxa" w:w="90"/>
+              <w:bottom w:type="dxa" w:w="60"/>
+              <w:right w:type="dxa" w:w="90"/>
+            </w:tcMar>
+            <w:vAlign w:val="top"/>
+          </w:tcPr>
+          <w:p>
+            <w:pPr>
+              <w:spacing w:after="20" w:line="250"/>
+            </w:pPr>
+            <w:r>
+              <w:rPr>
+                <w:rFonts w:ascii="Arial" w:cs="Arial" w:eastAsia="Arial" w:hAnsi="Arial"/>
+                <w:color w:val="1A1A1A"/>
+                <w:sz w:val="16"/>
+                <w:szCs w:val="16"/>
+              </w:rPr>
+              <w:t xml:space="preserve">Schema per domain; JSONB for service-type attributes; exclusion constraints against double-booking; geospatial radius search; point-in-time recovery</w:t>
+            </w:r>
+          </w:p>
+        </w:tc>
+      </w:tr>
+      <w:tr>
+        <w:trPr>
+          <w:cantSplit/>
+        </w:trPr>
+        <w:tc>
+          <w:tcPr>
+            <w:tcW w:type="dxa" w:w="1927"/>
+            <w:tcBorders>
+              <w:top w:val="single" w:color="C9CED8" w:sz="4"/>
+              <w:left w:val="single" w:color="C9CED8" w:sz="4"/>
+              <w:bottom w:val="single" w:color="C9CED8" w:sz="4"/>
+              <w:right w:val="single" w:color="C9CED8" w:sz="4"/>
+            </w:tcBorders>
+            <w:tcMar>
+              <w:top w:type="dxa" w:w="60"/>
+              <w:left w:type="dxa" w:w="90"/>
+              <w:bottom w:type="dxa" w:w="60"/>
+              <w:right w:type="dxa" w:w="90"/>
+            </w:tcMar>
+            <w:vAlign w:val="top"/>
+          </w:tcPr>
+          <w:p>
+            <w:pPr>
+              <w:spacing w:after="20" w:line="250"/>
+            </w:pPr>
+            <w:r>
+              <w:rPr>
+                <w:rFonts w:ascii="Arial" w:cs="Arial" w:eastAsia="Arial" w:hAnsi="Arial"/>
+                <w:color w:val="1A1A1A"/>
+                <w:sz w:val="16"/>
+                <w:szCs w:val="16"/>
+              </w:rPr>
+              <w:t xml:space="preserve">Identity</w:t>
+            </w:r>
+          </w:p>
+        </w:tc>
+        <w:tc>
+          <w:tcPr>
+            <w:tcW w:type="dxa" w:w="3469"/>
+            <w:tcBorders>
+              <w:top w:val="single" w:color="C9CED8" w:sz="4"/>
+              <w:left w:val="single" w:color="C9CED8" w:sz="4"/>
+              <w:bottom w:val="single" w:color="C9CED8" w:sz="4"/>
+              <w:right w:val="single" w:color="C9CED8" w:sz="4"/>
+            </w:tcBorders>
+            <w:tcMar>
+              <w:top w:type="dxa" w:w="60"/>
+              <w:left w:type="dxa" w:w="90"/>
+              <w:bottom w:type="dxa" w:w="60"/>
+              <w:right w:type="dxa" w:w="90"/>
+            </w:tcMar>
+            <w:vAlign w:val="top"/>
+          </w:tcPr>
+          <w:p>
+            <w:pPr>
+              <w:spacing w:after="20" w:line="250"/>
+            </w:pPr>
+            <w:r>
+              <w:rPr>
+                <w:rFonts w:ascii="Arial" w:cs="Arial" w:eastAsia="Arial" w:hAnsi="Arial"/>
+                <w:color w:val="1A1A1A"/>
+                <w:sz w:val="16"/>
+                <w:szCs w:val="16"/>
+              </w:rPr>
+              <w:t xml:space="preserve">OIDC server within the .NET estate (ADR-01)</w:t>
+            </w:r>
+          </w:p>
+        </w:tc>
+        <w:tc>
+          <w:tcPr>
+            <w:tcW w:type="dxa" w:w="4242"/>
+            <w:tcBorders>
+              <w:top w:val="single" w:color="C9CED8" w:sz="4"/>
+              <w:left w:val="single" w:color="C9CED8" w:sz="4"/>
+              <w:bottom w:val="single" w:color="C9CED8" w:sz="4"/>
+              <w:right w:val="single" w:color="C9CED8" w:sz="4"/>
+            </w:tcBorders>
+            <w:tcMar>
+              <w:top w:type="dxa" w:w="60"/>
+              <w:left w:type="dxa" w:w="90"/>
+              <w:bottom w:type="dxa" w:w="60"/>
+              <w:right w:type="dxa" w:w="90"/>
+            </w:tcMar>
+            <w:vAlign w:val="top"/>
+          </w:tcPr>
+          <w:p>
+            <w:pPr>
+              <w:spacing w:after="20" w:line="250"/>
+            </w:pPr>
+            <w:r>
+              <w:rPr>
+                <w:rFonts w:ascii="Arial" w:cs="Arial" w:eastAsia="Arial" w:hAnsi="Arial"/>
+                <w:color w:val="1A1A1A"/>
+                <w:sz w:val="16"/>
+                <w:szCs w:val="16"/>
+              </w:rPr>
+              <w:t xml:space="preserve">See Section 6.1</w:t>
+            </w:r>
+          </w:p>
+        </w:tc>
+      </w:tr>
+      <w:tr>
+        <w:trPr>
+          <w:cantSplit/>
+        </w:trPr>
+        <w:tc>
+          <w:tcPr>
+            <w:tcW w:type="dxa" w:w="1927"/>
+            <w:tcBorders>
+              <w:top w:val="single" w:color="C9CED8" w:sz="4"/>
+              <w:left w:val="single" w:color="C9CED8" w:sz="4"/>
+              <w:bottom w:val="single" w:color="C9CED8" w:sz="4"/>
+              <w:right w:val="single" w:color="C9CED8" w:sz="4"/>
+            </w:tcBorders>
+            <w:shd w:fill="F3F5F9" w:color="auto" w:val="clear"/>
+            <w:tcMar>
+              <w:top w:type="dxa" w:w="60"/>
+              <w:left w:type="dxa" w:w="90"/>
+              <w:bottom w:type="dxa" w:w="60"/>
+              <w:right w:type="dxa" w:w="90"/>
+            </w:tcMar>
+            <w:vAlign w:val="top"/>
+          </w:tcPr>
+          <w:p>
+            <w:pPr>
+              <w:spacing w:after="20" w:line="250"/>
+            </w:pPr>
+            <w:r>
+              <w:rPr>
+                <w:rFonts w:ascii="Arial" w:cs="Arial" w:eastAsia="Arial" w:hAnsi="Arial"/>
+                <w:color w:val="1A1A1A"/>
+                <w:sz w:val="16"/>
+                <w:szCs w:val="16"/>
+              </w:rPr>
+              <w:t xml:space="preserve">Web application</w:t>
+            </w:r>
+          </w:p>
+        </w:tc>
+        <w:tc>
+          <w:tcPr>
+            <w:tcW w:type="dxa" w:w="3469"/>
+            <w:tcBorders>
+              <w:top w:val="single" w:color="C9CED8" w:sz="4"/>
+              <w:left w:val="single" w:color="C9CED8" w:sz="4"/>
+              <w:bottom w:val="single" w:color="C9CED8" w:sz="4"/>
+              <w:right w:val="single" w:color="C9CED8" w:sz="4"/>
+            </w:tcBorders>
+            <w:shd w:fill="F3F5F9" w:color="auto" w:val="clear"/>
+            <w:tcMar>
+              <w:top w:type="dxa" w:w="60"/>
+              <w:left w:type="dxa" w:w="90"/>
+              <w:bottom w:type="dxa" w:w="60"/>
+              <w:right w:type="dxa" w:w="90"/>
+            </w:tcMar>
+            <w:vAlign w:val="top"/>
+          </w:tcPr>
+          <w:p>
+            <w:pPr>
+              <w:spacing w:after="20" w:line="250"/>
+            </w:pPr>
+            <w:r>
+              <w:rPr>
+                <w:rFonts w:ascii="Arial" w:cs="Arial" w:eastAsia="Arial" w:hAnsi="Arial"/>
+                <w:color w:val="1A1A1A"/>
+                <w:sz w:val="16"/>
+                <w:szCs w:val="16"/>
+              </w:rPr>
+              <w:t xml:space="preserve">React + TypeScript with Next.js (proposed, ADR-05)</w:t>
+            </w:r>
+          </w:p>
+        </w:tc>
+        <w:tc>
+          <w:tcPr>
+            <w:tcW w:type="dxa" w:w="4242"/>
+            <w:tcBorders>
+              <w:top w:val="single" w:color="C9CED8" w:sz="4"/>
+              <w:left w:val="single" w:color="C9CED8" w:sz="4"/>
+              <w:bottom w:val="single" w:color="C9CED8" w:sz="4"/>
+              <w:right w:val="single" w:color="C9CED8" w:sz="4"/>
+            </w:tcBorders>
+            <w:shd w:fill="F3F5F9" w:color="auto" w:val="clear"/>
+            <w:tcMar>
+              <w:top w:type="dxa" w:w="60"/>
+              <w:left w:type="dxa" w:w="90"/>
+              <w:bottom w:type="dxa" w:w="60"/>
+              <w:right w:type="dxa" w:w="90"/>
+            </w:tcMar>
+            <w:vAlign w:val="top"/>
+          </w:tcPr>
+          <w:p>
+            <w:pPr>
+              <w:spacing w:after="20" w:line="250"/>
+            </w:pPr>
+            <w:r>
+              <w:rPr>
+                <w:rFonts w:ascii="Arial" w:cs="Arial" w:eastAsia="Arial" w:hAnsi="Arial"/>
+                <w:color w:val="1A1A1A"/>
+                <w:sz w:val="16"/>
+                <w:szCs w:val="16"/>
+              </w:rPr>
+              <w:t xml:space="preserve">Same language and design tokens as the React Native apps; server rendering for public, shareable event pages</w:t>
+            </w:r>
+          </w:p>
+        </w:tc>
+      </w:tr>
+      <w:tr>
+        <w:trPr>
+          <w:cantSplit/>
+        </w:trPr>
+        <w:tc>
+          <w:tcPr>
+            <w:tcW w:type="dxa" w:w="1927"/>
+            <w:tcBorders>
+              <w:top w:val="single" w:color="C9CED8" w:sz="4"/>
+              <w:left w:val="single" w:color="C9CED8" w:sz="4"/>
+              <w:bottom w:val="single" w:color="C9CED8" w:sz="4"/>
+              <w:right w:val="single" w:color="C9CED8" w:sz="4"/>
+            </w:tcBorders>
+            <w:tcMar>
+              <w:top w:type="dxa" w:w="60"/>
+              <w:left w:type="dxa" w:w="90"/>
+              <w:bottom w:type="dxa" w:w="60"/>
+              <w:right w:type="dxa" w:w="90"/>
+            </w:tcMar>
+            <w:vAlign w:val="top"/>
+          </w:tcPr>
+          <w:p>
+            <w:pPr>
+              <w:spacing w:after="20" w:line="250"/>
+            </w:pPr>
+            <w:r>
+              <w:rPr>
+                <w:rFonts w:ascii="Arial" w:cs="Arial" w:eastAsia="Arial" w:hAnsi="Arial"/>
+                <w:color w:val="1A1A1A"/>
+                <w:sz w:val="16"/>
+                <w:szCs w:val="16"/>
+              </w:rPr>
+              <w:t xml:space="preserve">Testing</w:t>
+            </w:r>
+          </w:p>
+        </w:tc>
+        <w:tc>
+          <w:tcPr>
+            <w:tcW w:type="dxa" w:w="3469"/>
+            <w:tcBorders>
+              <w:top w:val="single" w:color="C9CED8" w:sz="4"/>
+              <w:left w:val="single" w:color="C9CED8" w:sz="4"/>
+              <w:bottom w:val="single" w:color="C9CED8" w:sz="4"/>
+              <w:right w:val="single" w:color="C9CED8" w:sz="4"/>
+            </w:tcBorders>
+            <w:tcMar>
+              <w:top w:type="dxa" w:w="60"/>
+              <w:left w:type="dxa" w:w="90"/>
+              <w:bottom w:type="dxa" w:w="60"/>
+              <w:right w:type="dxa" w:w="90"/>
+            </w:tcMar>
+            <w:vAlign w:val="top"/>
+          </w:tcPr>
+          <w:p>
+            <w:pPr>
+              <w:spacing w:after="20" w:line="250"/>
+            </w:pPr>
+            <w:r>
+              <w:rPr>
+                <w:rFonts w:ascii="Arial" w:cs="Arial" w:eastAsia="Arial" w:hAnsi="Arial"/>
+                <w:color w:val="1A1A1A"/>
+                <w:sz w:val="16"/>
+                <w:szCs w:val="16"/>
+              </w:rPr>
+              <w:t xml:space="preserve">xUnit, Testcontainers for .NET (real PostgreSQL in tests), Jest + React Native Testing Library, Detox or Maestro, Playwright, k6 or JMeter</w:t>
+            </w:r>
+          </w:p>
+        </w:tc>
+        <w:tc>
+          <w:tcPr>
+            <w:tcW w:type="dxa" w:w="4242"/>
+            <w:tcBorders>
+              <w:top w:val="single" w:color="C9CED8" w:sz="4"/>
+              <w:left w:val="single" w:color="C9CED8" w:sz="4"/>
+              <w:bottom w:val="single" w:color="C9CED8" w:sz="4"/>
+              <w:right w:val="single" w:color="C9CED8" w:sz="4"/>
+            </w:tcBorders>
+            <w:tcMar>
+              <w:top w:type="dxa" w:w="60"/>
+              <w:left w:type="dxa" w:w="90"/>
+              <w:bottom w:type="dxa" w:w="60"/>
+              <w:right w:type="dxa" w:w="90"/>
+            </w:tcMar>
+            <w:vAlign w:val="top"/>
+          </w:tcPr>
+          <w:p>
+            <w:pPr>
+              <w:spacing w:after="20" w:line="250"/>
+            </w:pPr>
+            <w:r>
+              <w:rPr>
+                <w:rFonts w:ascii="Arial" w:cs="Arial" w:eastAsia="Arial" w:hAnsi="Arial"/>
+                <w:color w:val="1A1A1A"/>
+                <w:sz w:val="16"/>
+                <w:szCs w:val="16"/>
+              </w:rPr>
+              <w:t xml:space="preserve">The test pyramid in Section 8, running in CI</w:t>
+            </w:r>
+          </w:p>
+        </w:tc>
+      </w:tr>
+      <w:tr>
+        <w:trPr>
+          <w:cantSplit/>
+        </w:trPr>
+        <w:tc>
+          <w:tcPr>
+            <w:tcW w:type="dxa" w:w="1927"/>
+            <w:tcBorders>
+              <w:top w:val="single" w:color="C9CED8" w:sz="4"/>
+              <w:left w:val="single" w:color="C9CED8" w:sz="4"/>
+              <w:bottom w:val="single" w:color="C9CED8" w:sz="4"/>
+              <w:right w:val="single" w:color="C9CED8" w:sz="4"/>
+            </w:tcBorders>
+            <w:shd w:fill="F3F5F9" w:color="auto" w:val="clear"/>
+            <w:tcMar>
+              <w:top w:type="dxa" w:w="60"/>
+              <w:left w:type="dxa" w:w="90"/>
+              <w:bottom w:type="dxa" w:w="60"/>
+              <w:right w:type="dxa" w:w="90"/>
+            </w:tcMar>
+            <w:vAlign w:val="top"/>
+          </w:tcPr>
+          <w:p>
+            <w:pPr>
+              <w:spacing w:after="20" w:line="250"/>
+            </w:pPr>
+            <w:r>
+              <w:rPr>
+                <w:rFonts w:ascii="Arial" w:cs="Arial" w:eastAsia="Arial" w:hAnsi="Arial"/>
+                <w:color w:val="1A1A1A"/>
+                <w:sz w:val="16"/>
+                <w:szCs w:val="16"/>
+              </w:rPr>
+              <w:t xml:space="preserve">Observability</w:t>
+            </w:r>
+          </w:p>
+        </w:tc>
+        <w:tc>
+          <w:tcPr>
+            <w:tcW w:type="dxa" w:w="3469"/>
+            <w:tcBorders>
+              <w:top w:val="single" w:color="C9CED8" w:sz="4"/>
+              <w:left w:val="single" w:color="C9CED8" w:sz="4"/>
+              <w:bottom w:val="single" w:color="C9CED8" w:sz="4"/>
+              <w:right w:val="single" w:color="C9CED8" w:sz="4"/>
+            </w:tcBorders>
+            <w:shd w:fill="F3F5F9" w:color="auto" w:val="clear"/>
+            <w:tcMar>
+              <w:top w:type="dxa" w:w="60"/>
+              <w:left w:type="dxa" w:w="90"/>
+              <w:bottom w:type="dxa" w:w="60"/>
+              <w:right w:type="dxa" w:w="90"/>
+            </w:tcMar>
+            <w:vAlign w:val="top"/>
+          </w:tcPr>
+          <w:p>
+            <w:pPr>
+              <w:spacing w:after="20" w:line="250"/>
+            </w:pPr>
+            <w:r>
+              <w:rPr>
+                <w:rFonts w:ascii="Arial" w:cs="Arial" w:eastAsia="Arial" w:hAnsi="Arial"/>
+                <w:color w:val="1A1A1A"/>
+                <w:sz w:val="16"/>
+                <w:szCs w:val="16"/>
+              </w:rPr>
+              <w:t xml:space="preserve">OpenTelemetry for .NET; centralised logging and error tracking; mobile crash reporting</w:t>
+            </w:r>
+          </w:p>
+        </w:tc>
+        <w:tc>
+          <w:tcPr>
+            <w:tcW w:type="dxa" w:w="4242"/>
+            <w:tcBorders>
+              <w:top w:val="single" w:color="C9CED8" w:sz="4"/>
+              <w:left w:val="single" w:color="C9CED8" w:sz="4"/>
+              <w:bottom w:val="single" w:color="C9CED8" w:sz="4"/>
+              <w:right w:val="single" w:color="C9CED8" w:sz="4"/>
+            </w:tcBorders>
+            <w:shd w:fill="F3F5F9" w:color="auto" w:val="clear"/>
+            <w:tcMar>
+              <w:top w:type="dxa" w:w="60"/>
+              <w:left w:type="dxa" w:w="90"/>
+              <w:bottom w:type="dxa" w:w="60"/>
+              <w:right w:type="dxa" w:w="90"/>
+            </w:tcMar>
+            <w:vAlign w:val="top"/>
+          </w:tcPr>
+          <w:p>
+            <w:pPr>
+              <w:spacing w:after="20" w:line="250"/>
+            </w:pPr>
+            <w:r>
+              <w:rPr>
+                <w:rFonts w:ascii="Arial" w:cs="Arial" w:eastAsia="Arial" w:hAnsi="Arial"/>
+                <w:color w:val="1A1A1A"/>
+                <w:sz w:val="16"/>
+                <w:szCs w:val="16"/>
+              </w:rPr>
+              <w:t xml:space="preserve">Section 7.4</w:t>
+            </w:r>
+          </w:p>
+        </w:tc>
+      </w:tr>
+    </w:tbl>
+    <w:p>
+      <w:pPr>
+        <w:spacing w:after="140"/>
+      </w:pPr>
+    </w:p>
+    <w:p>
+      <w:pPr>
         <w:pStyle w:val="Heading1"/>
         <w:pageBreakBefore/>
       </w:pPr>
@@ -5090,7 +6101,7 @@
                 <w:sz w:val="17"/>
                 <w:szCs w:val="17"/>
               </w:rPr>
-              <w:t xml:space="preserve">Extend Phase 1 authentication in-house</w:t>
+              <w:t xml:space="preserve">ASP.NET Core Identity + OpenIddict (open-source OIDC server library for .NET), inside the SportSeek back end</w:t>
             </w:r>
           </w:p>
         </w:tc>
@@ -5122,7 +6133,7 @@
                 <w:sz w:val="17"/>
                 <w:szCs w:val="17"/>
               </w:rPr>
-              <w:t xml:space="preserve">Least migration effort if Phase 1 auth is sound</w:t>
+              <w:t xml:space="preserve">Same stack and team skills as Phase 1; no per-user licence; account-linking, roles and KYC logic sit next to the identity data</w:t>
             </w:r>
           </w:p>
         </w:tc>
@@ -5154,7 +6165,7 @@
                 <w:sz w:val="17"/>
                 <w:szCs w:val="17"/>
               </w:rPr>
-              <w:t xml:space="preserve">OIDC, token rotation and account-linking must be built and security-reviewed</w:t>
+              <w:t xml:space="preserve">SportSeek owns security patching of the library; OIDC configuration must be security-reviewed</w:t>
             </w:r>
           </w:p>
         </w:tc>
@@ -5192,7 +6203,7 @@
                 <w:sz w:val="17"/>
                 <w:szCs w:val="17"/>
               </w:rPr>
-              <w:t xml:space="preserve">Open-source identity server, self-hosted in SportSeek's cloud</w:t>
+              <w:t xml:space="preserve">Standalone open-source identity server (e.g. Keycloak), self-hosted</w:t>
             </w:r>
           </w:p>
         </w:tc>
@@ -5225,7 +6236,7 @@
                 <w:sz w:val="17"/>
                 <w:szCs w:val="17"/>
               </w:rPr>
-              <w:t xml:space="preserve">Standards-complete OIDC; no per-user licence; full data control</w:t>
+              <w:t xml:space="preserve">Standards-complete OIDC and admin console out of the box</w:t>
             </w:r>
           </w:p>
         </w:tc>
@@ -5258,7 +6269,7 @@
                 <w:sz w:val="17"/>
                 <w:szCs w:val="17"/>
               </w:rPr>
-              <w:t xml:space="preserve">Operational ownership (upgrades, HA) moves to SportSeek over time</w:t>
+              <w:t xml:space="preserve">Separate Java-based runtime to operate; custom linking flows need extensions outside the .NET codebase</w:t>
             </w:r>
           </w:p>
         </w:tc>
@@ -5388,7 +6399,7 @@
           <w:rFonts w:ascii="Arial" w:cs="Arial" w:eastAsia="Arial" w:hAnsi="Arial"/>
           <w:color w:val="1A1A1A"/>
         </w:rPr>
-        <w:t xml:space="preserve"> decided in the HLD (ADR-01) using the Phase 1 assessment and SportSeek's preference on operational ownership. Whichever option is chosen, the account-linking logic, role model and KYC reuse sit in SportSeek's Identity domain, so the provider stays replaceable.</w:t>
+        <w:t xml:space="preserve"> given the confirmed .NET stack, our leaning is ASP.NET Core Identity with OpenIddict. It keeps identity in the same codebase, language and deployment as the rest of the platform, and SportSeek's .NET developers can own it after KT. The final choice is made in the HLD (ADR-01) after the Phase 1 assessment reviews the current authentication code. Whichever option is chosen, the account-linking logic, role model and KYC reuse sit in SportSeek's Identity domain, so the provider stays replaceable.</w:t>
       </w:r>
     </w:p>
     <w:p>
@@ -6441,14 +7452,30 @@
           <w:bCs/>
           <w:color w:val="1A1A1A"/>
         </w:rPr>
-        <w:t xml:space="preserve">Framework choice (ADR-05)</w:t>
-      </w:r>
-      <w:r>
-        <w:rPr>
-          <w:rFonts w:ascii="Arial" w:cs="Arial" w:eastAsia="Arial" w:hAnsi="Arial"/>
-          <w:color w:val="1A1A1A"/>
-        </w:rPr>
-        <w:t xml:space="preserve">: made once the Phase 1 mobile stack is known. Our criteria are server rendering for public, shareable pages (event and tournament listings benefit from search visibility), reuse of design tokens from the design system, SportSeek's team skills, and long-term maintainability.</w:t>
+        <w:t xml:space="preserve">Framework (ADR-05)</w:t>
+      </w:r>
+      <w:r>
+        <w:rPr>
+          <w:rFonts w:ascii="Arial" w:cs="Arial" w:eastAsia="Arial" w:hAnsi="Arial"/>
+          <w:color w:val="1A1A1A"/>
+        </w:rPr>
+        <w:t xml:space="preserve">: we propose </w:t>
+      </w:r>
+      <w:r>
+        <w:rPr>
+          <w:rFonts w:ascii="Arial" w:cs="Arial" w:eastAsia="Arial" w:hAnsi="Arial"/>
+          <w:b/>
+          <w:bCs/>
+          <w:color w:val="1A1A1A"/>
+        </w:rPr>
+        <w:t xml:space="preserve">React with TypeScript on Next.js</w:t>
+      </w:r>
+      <w:r>
+        <w:rPr>
+          <w:rFonts w:ascii="Arial" w:cs="Arial" w:eastAsia="Arial" w:hAnsi="Arial"/>
+          <w:color w:val="1A1A1A"/>
+        </w:rPr>
+        <w:t xml:space="preserve">. It uses the same language and React component model as the React Native apps, so SportSeek's developers and our shared design tokens work across both. It also provides server rendering for public, shareable pages such as event and tournament listings, which benefit from search visibility. We considered React Native for Web to maximise code sharing and prefer Next.js for SEO and web-native UX; the ADR records the trade-off.</w:t>
       </w:r>
     </w:p>
     <w:p>
@@ -9900,7 +10927,7 @@
                 <w:sz w:val="17"/>
                 <w:szCs w:val="17"/>
               </w:rPr>
-              <w:t xml:space="preserve">Extend Phase 1 auth; self-hosted open-source OIDC server; managed identity service</w:t>
+              <w:t xml:space="preserve">ASP.NET Core Identity + OpenIddict; Keycloak; managed identity service</w:t>
             </w:r>
           </w:p>
         </w:tc>
@@ -9932,7 +10959,7 @@
                 <w:sz w:val="17"/>
                 <w:szCs w:val="17"/>
               </w:rPr>
-              <w:t xml:space="preserve">Standards-complete OIDC with lowest operational burden SportSeek accepts</w:t>
+              <w:t xml:space="preserve">OpenIddict within the .NET estate (subject to assessment)</w:t>
             </w:r>
           </w:p>
         </w:tc>
@@ -10235,7 +11262,7 @@
                 <w:sz w:val="17"/>
                 <w:szCs w:val="17"/>
               </w:rPr>
-              <w:t xml:space="preserve">JSONB + JSON Schema; entity-attribute-value; table per type</w:t>
+              <w:t xml:space="preserve">PostgreSQL JSONB + JSON Schema; entity-attribute-value; table per type</w:t>
             </w:r>
           </w:p>
         </w:tc>
@@ -10267,7 +11294,7 @@
                 <w:sz w:val="17"/>
                 <w:szCs w:val="17"/>
               </w:rPr>
-              <w:t xml:space="preserve">JSONB + schema validation (flexible and queryable)</w:t>
+              <w:t xml:space="preserve">JSONB + schema validation, mapped through EF Core</w:t>
             </w:r>
           </w:p>
         </w:tc>
@@ -10570,7 +11597,7 @@
                 <w:sz w:val="17"/>
                 <w:szCs w:val="17"/>
               </w:rPr>
-              <w:t xml:space="preserve">Depends on Phase 1 stack; server-rendering capable options</w:t>
+              <w:t xml:space="preserve">React + Next.js; React Native for Web; React SPA</w:t>
             </w:r>
           </w:p>
         </w:tc>
@@ -10602,7 +11629,7 @@
                 <w:sz w:val="17"/>
                 <w:szCs w:val="17"/>
               </w:rPr>
-              <w:t xml:space="preserve">SEO for public pages; design-token reuse; team skills</w:t>
+              <w:t xml:space="preserve">React + Next.js (SEO, shared React/TypeScript skills)</w:t>
             </w:r>
           </w:p>
         </w:tc>
@@ -11113,7 +12140,7 @@
                 <w:sz w:val="18"/>
                 <w:szCs w:val="18"/>
               </w:rPr>
-              <w:t xml:space="preserve">Phase 1 code quality or architecture differs from assumptions</w:t>
+              <w:t xml:space="preserve">Phase 1 code quality, or .NET / React Native versions near end of support</w:t>
             </w:r>
           </w:p>
         </w:tc>
@@ -11145,7 +12172,7 @@
                 <w:sz w:val="18"/>
                 <w:szCs w:val="18"/>
               </w:rPr>
-              <w:t xml:space="preserve">Assessment first; ADRs revisited with evidence; change control if scope shifts</w:t>
+              <w:t xml:space="preserve">Assessment first; upgrade needs raised as ADRs with evidence; framework upgrades scheduled outside launch freeze; change control if scope shifts</w:t>
             </w:r>
           </w:p>
         </w:tc>

--- a/docs/phase-2a/03_Technical_Approach.docx
+++ b/docs/phase-2a/03_Technical_Approach.docx
@@ -531,7 +531,7 @@
                 <w:sz w:val="18"/>
                 <w:szCs w:val="18"/>
               </w:rPr>
-              <w:t xml:space="preserve">v1.0 — 27 September 2026</w:t>
+              <w:t xml:space="preserve">v2.0 (AI-native release train) — 27 September 2026</w:t>
             </w:r>
           </w:p>
         </w:tc>
@@ -606,7 +606,7 @@
                 <w:sz w:val="18"/>
                 <w:szCs w:val="18"/>
               </w:rPr>
-              <w:t xml:space="preserve">Issued for client review</w:t>
+              <w:t xml:space="preserve">Issued for client review — supersedes v1.0</w:t>
             </w:r>
           </w:p>
         </w:tc>
@@ -946,7 +946,7 @@
           <w:sz w:val="21"/>
           <w:szCs w:val="21"/>
         </w:rPr>
-        <w:t xml:space="preserve">9. Technical plan for the 20 October 2026 launch</w:t>
+        <w:t xml:space="preserve">9. AI-accelerated engineering</w:t>
       </w:r>
     </w:p>
     <w:p>
@@ -963,7 +963,7 @@
           <w:sz w:val="21"/>
           <w:szCs w:val="21"/>
         </w:rPr>
-        <w:t xml:space="preserve">10. Data migration approach</w:t>
+        <w:t xml:space="preserve">10. Technical plan for the 20 October 2026 launch</w:t>
       </w:r>
     </w:p>
     <w:p>
@@ -980,7 +980,7 @@
           <w:sz w:val="21"/>
           <w:szCs w:val="21"/>
         </w:rPr>
-        <w:t xml:space="preserve">11. Key technical decisions (ADR backlog)</w:t>
+        <w:t xml:space="preserve">11. Data migration approach</w:t>
       </w:r>
     </w:p>
     <w:p>
@@ -997,7 +997,7 @@
           <w:sz w:val="21"/>
           <w:szCs w:val="21"/>
         </w:rPr>
-        <w:t xml:space="preserve">12. Technical risks and mitigations</w:t>
+        <w:t xml:space="preserve">12. Key technical decisions (ADR backlog)</w:t>
       </w:r>
     </w:p>
     <w:p>
@@ -1014,7 +1014,24 @@
           <w:sz w:val="21"/>
           <w:szCs w:val="21"/>
         </w:rPr>
-        <w:t xml:space="preserve">13. Why Srivin Platforms</w:t>
+        <w:t xml:space="preserve">13. Technical risks and mitigations</w:t>
+      </w:r>
+    </w:p>
+    <w:p>
+      <w:pPr>
+        <w:pBdr>
+          <w:bottom w:val="dotted" w:color="D5D8DE" w:sz="4" w:space="3"/>
+        </w:pBdr>
+        <w:spacing w:after="90"/>
+      </w:pPr>
+      <w:r>
+        <w:rPr>
+          <w:rFonts w:ascii="Arial" w:cs="Arial" w:eastAsia="Arial" w:hAnsi="Arial"/>
+          <w:color w:val="1A1A1A"/>
+          <w:sz w:val="21"/>
+          <w:szCs w:val="21"/>
+        </w:rPr>
+        <w:t xml:space="preserve">14. Why Srivin Platforms</w:t>
       </w:r>
     </w:p>
     <w:p>
@@ -1083,14 +1100,14 @@
           <w:bCs/>
           <w:color w:val="1A1A1A"/>
         </w:rPr>
-        <w:t xml:space="preserve">Harden, then unify, then extend.</w:t>
-      </w:r>
-      <w:r>
-        <w:rPr>
-          <w:rFonts w:ascii="Arial" w:cs="Arial" w:eastAsia="Arial" w:hAnsi="Arial"/>
-          <w:color w:val="1A1A1A"/>
-        </w:rPr>
-        <w:t xml:space="preserve"> We make the live product safe for public traffic first (Release 2A.0, 20 Oct 2026). We then build the shared foundations every later module depends on, starting with Identity. Only then do we generalise partners, harden bookings, add the Ledger and complete the web application.</w:t>
+        <w:t xml:space="preserve">Harden, then unify, then extend, one month at a time.</w:t>
+      </w:r>
+      <w:r>
+        <w:rPr>
+          <w:rFonts w:ascii="Arial" w:cs="Arial" w:eastAsia="Arial" w:hAnsi="Arial"/>
+          <w:color w:val="1A1A1A"/>
+        </w:rPr>
+        <w:t xml:space="preserve"> We make the live product safe for public traffic and add two features on day one (R1, 20 Oct 2026). Then two features reach production every month, in dependency order: identity (R2), refunds and the player web app (R3), the generalised partner model (R4), the Ledger and partner web (R5), and payouts and WhatsApp (R6, 23 Mar 2027).</w:t>
       </w:r>
     </w:p>
     <w:p>
@@ -1213,14 +1230,14 @@
           <w:bCs/>
           <w:color w:val="1A1A1A"/>
         </w:rPr>
-        <w:t xml:space="preserve">Engineering quality you can inspect.</w:t>
-      </w:r>
-      <w:r>
-        <w:rPr>
-          <w:rFonts w:ascii="Arial" w:cs="Arial" w:eastAsia="Arial" w:hAnsi="Arial"/>
-          <w:color w:val="1A1A1A"/>
-        </w:rPr>
-        <w:t xml:space="preserve"> Automated tests, security scans, performance tests and observability are built into the pipeline from the first sprint, all inside SportSeek-owned infrastructure.</w:t>
+        <w:t xml:space="preserve">AI-accelerated, human-owned engineering.</w:t>
+      </w:r>
+      <w:r>
+        <w:rPr>
+          <w:rFonts w:ascii="Arial" w:cs="Arial" w:eastAsia="Arial" w:hAnsi="Arial"/>
+          <w:color w:val="1A1A1A"/>
+        </w:rPr>
+        <w:t xml:space="preserve"> AI coding agents build from approved specifications, generate tests and keep documentation current. Senior engineers review and own every change, and the same automated tests, security scans and performance tests apply to everything (Section 9).</w:t>
       </w:r>
     </w:p>
     <w:tbl>
@@ -1283,7 +1300,7 @@
                 <w:sz w:val="19"/>
                 <w:szCs w:val="19"/>
               </w:rPr>
-              <w:t xml:space="preserve">A public launch on 20 October 2026 on a product that has been security-tested, load-tested and instrumented. Phase 2A complete on 4 May 2027 in three accepted releases. A codebase, documentation and SportSeek engineering team able to carry Phase 2B and 2C forward.</w:t>
+              <w:t xml:space="preserve">A public launch on 20 October 2026 on a security-tested, load-tested and instrumented product, with two new features on day one. Two more features every month after that, and Phase 2A complete on 23 March 2027, delivered by a lean AI-native pod. A codebase, documentation and SportSeek engineering team able to carry Phase 2B and 2C forward.</w:t>
             </w:r>
           </w:p>
         </w:tc>
@@ -5524,7 +5541,7 @@
         <w:keepNext/>
       </w:pPr>
       <w:r>
-        <w:t xml:space="preserve">6.1 Shared Identity &amp; Profile (M2 — Release 2A.1)</w:t>
+        <w:t xml:space="preserve">6.1 Shared Identity &amp; Profile (F3 — R2, 24 Nov 2026)</w:t>
       </w:r>
     </w:p>
     <w:p>
@@ -6408,7 +6425,7 @@
         <w:keepNext/>
       </w:pPr>
       <w:r>
-        <w:t xml:space="preserve">6.2 Notification Platform (M6 — core in 2A.1, complete in 2A.2)</w:t>
+        <w:t xml:space="preserve">6.2 Notification Platform (F1, F2 — R1; F4 — R2; F12 — R6)</w:t>
       </w:r>
     </w:p>
     <w:p>
@@ -6625,7 +6642,7 @@
         <w:keepNext/>
       </w:pPr>
       <w:r>
-        <w:t xml:space="preserve">6.3 Partner &amp; Service Management — generalised (M5 — Release 2A.2)</w:t>
+        <w:t xml:space="preserve">6.3 Partner &amp; Service Management — generalised (F7 — R4; payouts F11 — R6)</w:t>
       </w:r>
     </w:p>
     <w:p>
@@ -6816,7 +6833,7 @@
         <w:keepNext/>
       </w:pPr>
       <w:r>
-        <w:t xml:space="preserve">6.4 Booking, Events &amp; Tournaments hardening (M4 — Release 2A.2)</w:t>
+        <w:t xml:space="preserve">6.4 Booking, Events &amp; Tournaments hardening (F5 — R3; F8 — R4)</w:t>
       </w:r>
     </w:p>
     <w:p>
@@ -7033,7 +7050,7 @@
         <w:keepNext/>
       </w:pPr>
       <w:r>
-        <w:t xml:space="preserve">6.5 Transaction Ledger (M3 — Release 2A.3)</w:t>
+        <w:t xml:space="preserve">6.5 Transaction Ledger (F9 — R5; settlement view F11 — R6)</w:t>
       </w:r>
     </w:p>
     <w:p>
@@ -7355,7 +7372,7 @@
         <w:keepNext/>
       </w:pPr>
       <w:r>
-        <w:t xml:space="preserve">6.6 Web Application (Release 2A.3, built from Dec 2026)</w:t>
+        <w:t xml:space="preserve">6.6 Web Application (F6 players — R3; F10 organisers &amp; partners — R5)</w:t>
       </w:r>
     </w:p>
     <w:p>
@@ -8050,7 +8067,7 @@
                 <w:sz w:val="17"/>
                 <w:szCs w:val="17"/>
               </w:rPr>
-              <w:t xml:space="preserve">VAPT before each go-live (launch surface for 2A.0; full scope before 2A.3), with no critical or high findings open at release (SOW §14.1).</w:t>
+              <w:t xml:space="preserve">VAPT before each go-live (launch surface for R1; targeted tests for identity R2, refunds R3 and payouts R6; full scope before Phase 2A completion in R6), with no critical or high findings open at release (SOW §14.1).</w:t>
             </w:r>
           </w:p>
         </w:tc>
@@ -9192,7 +9209,7 @@
         <w:pageBreakBefore/>
       </w:pPr>
       <w:r>
-        <w:t xml:space="preserve">9. Technical plan for the 20 October 2026 launch</w:t>
+        <w:t xml:space="preserve">9. AI-accelerated engineering</w:t>
       </w:r>
     </w:p>
     <w:p>
@@ -9204,7 +9221,1077 @@
           <w:rFonts w:ascii="Arial" w:cs="Arial" w:eastAsia="Arial" w:hAnsi="Arial"/>
           <w:color w:val="1A1A1A"/>
         </w:rPr>
-        <w:t xml:space="preserve">For launch we deliberately avoid changes to identity, payments or the data model. The engineering work is about making the existing system safe, visible and recoverable under public load.</w:t>
+        <w:t xml:space="preserve">Speed comes from putting AI agents into every engineering step while keeping senior engineers accountable for every outcome. This is how a pod of about 10 people ships two production features a month on a live payments platform.</w:t>
+      </w:r>
+    </w:p>
+    <w:p>
+      <w:pPr>
+        <w:pStyle w:val="Heading2"/>
+        <w:keepNext/>
+      </w:pPr>
+      <w:r>
+        <w:t xml:space="preserve">9.1 Spec-driven development</w:t>
+      </w:r>
+    </w:p>
+    <w:p>
+      <w:pPr>
+        <w:pStyle w:val="ListParagraph"/>
+        <w:numPr>
+          <w:ilvl w:val="0"/>
+          <w:numId w:val="5"/>
+        </w:numPr>
+        <w:spacing w:after="60" w:line="264"/>
+      </w:pPr>
+      <w:r>
+        <w:rPr>
+          <w:rFonts w:ascii="Arial" w:cs="Arial" w:eastAsia="Arial" w:hAnsi="Arial"/>
+          <w:b/>
+          <w:bCs/>
+          <w:color w:val="1A1A1A"/>
+        </w:rPr>
+        <w:t xml:space="preserve">Specify</w:t>
+      </w:r>
+      <w:r>
+        <w:rPr>
+          <w:rFonts w:ascii="Arial" w:cs="Arial" w:eastAsia="Arial" w:hAnsi="Arial"/>
+          <w:color w:val="1A1A1A"/>
+        </w:rPr>
+        <w:t xml:space="preserve">: the analyst and architect, working with AI, produce a feature spec: user stories, acceptance criteria, API contract (OpenAPI), data changes, UI frames, and security notes for sensitive areas. The PO approves it.</w:t>
+      </w:r>
+    </w:p>
+    <w:p>
+      <w:pPr>
+        <w:pStyle w:val="ListParagraph"/>
+        <w:numPr>
+          <w:ilvl w:val="0"/>
+          <w:numId w:val="5"/>
+        </w:numPr>
+        <w:spacing w:after="60" w:line="264"/>
+      </w:pPr>
+      <w:r>
+        <w:rPr>
+          <w:rFonts w:ascii="Arial" w:cs="Arial" w:eastAsia="Arial" w:hAnsi="Arial"/>
+          <w:b/>
+          <w:bCs/>
+          <w:color w:val="1A1A1A"/>
+        </w:rPr>
+        <w:t xml:space="preserve">Ground</w:t>
+      </w:r>
+      <w:r>
+        <w:rPr>
+          <w:rFonts w:ascii="Arial" w:cs="Arial" w:eastAsia="Arial" w:hAnsi="Arial"/>
+          <w:color w:val="1A1A1A"/>
+        </w:rPr>
+        <w:t xml:space="preserve">: the repository holds the context the agents need. That means architecture rules, module boundaries, coding conventions, the ADRs, and examples of approved patterns (e.g. how idempotent payment commands are written). Agents follow the codebase's standards rather than inventing their own.</w:t>
+      </w:r>
+    </w:p>
+    <w:p>
+      <w:pPr>
+        <w:pStyle w:val="ListParagraph"/>
+        <w:numPr>
+          <w:ilvl w:val="0"/>
+          <w:numId w:val="5"/>
+        </w:numPr>
+        <w:spacing w:after="60" w:line="264"/>
+      </w:pPr>
+      <w:r>
+        <w:rPr>
+          <w:rFonts w:ascii="Arial" w:cs="Arial" w:eastAsia="Arial" w:hAnsi="Arial"/>
+          <w:b/>
+          <w:bCs/>
+          <w:color w:val="1A1A1A"/>
+        </w:rPr>
+        <w:t xml:space="preserve">Generate</w:t>
+      </w:r>
+      <w:r>
+        <w:rPr>
+          <w:rFonts w:ascii="Arial" w:cs="Arial" w:eastAsia="Arial" w:hAnsi="Arial"/>
+          <w:color w:val="1A1A1A"/>
+        </w:rPr>
+        <w:t xml:space="preserve">: coding agents implement the spec across .NET, PostgreSQL migrations, React Native and React. They generate unit and API tests alongside the code and run the build and tests locally.</w:t>
+      </w:r>
+    </w:p>
+    <w:p>
+      <w:pPr>
+        <w:pStyle w:val="ListParagraph"/>
+        <w:numPr>
+          <w:ilvl w:val="0"/>
+          <w:numId w:val="5"/>
+        </w:numPr>
+        <w:spacing w:after="60" w:line="264"/>
+      </w:pPr>
+      <w:r>
+        <w:rPr>
+          <w:rFonts w:ascii="Arial" w:cs="Arial" w:eastAsia="Arial" w:hAnsi="Arial"/>
+          <w:b/>
+          <w:bCs/>
+          <w:color w:val="1A1A1A"/>
+        </w:rPr>
+        <w:t xml:space="preserve">Review &amp; harden</w:t>
+      </w:r>
+      <w:r>
+        <w:rPr>
+          <w:rFonts w:ascii="Arial" w:cs="Arial" w:eastAsia="Arial" w:hAnsi="Arial"/>
+          <w:color w:val="1A1A1A"/>
+        </w:rPr>
+        <w:t xml:space="preserve">: a senior engineer reviews the change, fixes design issues and edge cases, and owns the merge. AI provides a first-pass review; security-sensitive code gets a second human reviewer.</w:t>
+      </w:r>
+    </w:p>
+    <w:p>
+      <w:pPr>
+        <w:pStyle w:val="ListParagraph"/>
+        <w:numPr>
+          <w:ilvl w:val="0"/>
+          <w:numId w:val="5"/>
+        </w:numPr>
+        <w:spacing w:after="60" w:line="264"/>
+      </w:pPr>
+      <w:r>
+        <w:rPr>
+          <w:rFonts w:ascii="Arial" w:cs="Arial" w:eastAsia="Arial" w:hAnsi="Arial"/>
+          <w:b/>
+          <w:bCs/>
+          <w:color w:val="1A1A1A"/>
+        </w:rPr>
+        <w:t xml:space="preserve">Verify</w:t>
+      </w:r>
+      <w:r>
+        <w:rPr>
+          <w:rFonts w:ascii="Arial" w:cs="Arial" w:eastAsia="Arial" w:hAnsi="Arial"/>
+          <w:color w:val="1A1A1A"/>
+        </w:rPr>
+        <w:t xml:space="preserve">: CI runs the full gates: tests, coverage, architecture tests (module boundaries), SAST, dependency and secret scanning. QA extends the AI-generated regression and E2E suites.</w:t>
+      </w:r>
+    </w:p>
+    <w:p>
+      <w:pPr>
+        <w:pStyle w:val="ListParagraph"/>
+        <w:numPr>
+          <w:ilvl w:val="0"/>
+          <w:numId w:val="5"/>
+        </w:numPr>
+        <w:spacing w:after="60" w:line="264"/>
+      </w:pPr>
+      <w:r>
+        <w:rPr>
+          <w:rFonts w:ascii="Arial" w:cs="Arial" w:eastAsia="Arial" w:hAnsi="Arial"/>
+          <w:b/>
+          <w:bCs/>
+          <w:color w:val="1A1A1A"/>
+        </w:rPr>
+        <w:t xml:space="preserve">Document</w:t>
+      </w:r>
+      <w:r>
+        <w:rPr>
+          <w:rFonts w:ascii="Arial" w:cs="Arial" w:eastAsia="Arial" w:hAnsi="Arial"/>
+          <w:color w:val="1A1A1A"/>
+        </w:rPr>
+        <w:t xml:space="preserve">: API docs, Postman collections, ERDs and runbook sections are regenerated from the code and checked in the same pull request.</w:t>
+      </w:r>
+    </w:p>
+    <w:p>
+      <w:pPr>
+        <w:pStyle w:val="Heading2"/>
+        <w:keepNext/>
+      </w:pPr>
+      <w:r>
+        <w:t xml:space="preserve">9.2 Where AI makes the biggest difference on this programme</w:t>
+      </w:r>
+    </w:p>
+    <w:tbl>
+      <w:tblPr>
+        <w:tblW w:type="dxa" w:w="9638"/>
+        <w:tblBorders>
+          <w:top w:val="single" w:color="auto" w:sz="4"/>
+          <w:left w:val="single" w:color="auto" w:sz="4"/>
+          <w:bottom w:val="single" w:color="auto" w:sz="4"/>
+          <w:right w:val="single" w:color="auto" w:sz="4"/>
+          <w:insideH w:val="single" w:color="auto" w:sz="4"/>
+          <w:insideV w:val="single" w:color="auto" w:sz="4"/>
+        </w:tblBorders>
+      </w:tblPr>
+      <w:tblGrid>
+        <w:gridCol w:w="2313"/>
+        <w:gridCol w:w="4144"/>
+        <w:gridCol w:w="3181"/>
+      </w:tblGrid>
+      <w:tr>
+        <w:trPr>
+          <w:cantSplit/>
+          <w:tblHeader/>
+        </w:trPr>
+        <w:tc>
+          <w:tcPr>
+            <w:tcW w:type="dxa" w:w="2313"/>
+            <w:tcBorders>
+              <w:top w:val="single" w:color="C9CED8" w:sz="4"/>
+              <w:left w:val="single" w:color="C9CED8" w:sz="4"/>
+              <w:bottom w:val="single" w:color="C9CED8" w:sz="4"/>
+              <w:right w:val="single" w:color="C9CED8" w:sz="4"/>
+            </w:tcBorders>
+            <w:shd w:fill="1F3864" w:color="auto" w:val="clear"/>
+            <w:tcMar>
+              <w:top w:type="dxa" w:w="60"/>
+              <w:left w:type="dxa" w:w="90"/>
+              <w:bottom w:type="dxa" w:w="60"/>
+              <w:right w:type="dxa" w:w="90"/>
+            </w:tcMar>
+            <w:vAlign w:val="top"/>
+          </w:tcPr>
+          <w:p>
+            <w:pPr>
+              <w:spacing w:after="20" w:line="250"/>
+            </w:pPr>
+            <w:r>
+              <w:rPr>
+                <w:rFonts w:ascii="Arial" w:cs="Arial" w:eastAsia="Arial" w:hAnsi="Arial"/>
+                <w:b/>
+                <w:bCs/>
+                <w:color w:val="FFFFFF"/>
+                <w:sz w:val="17"/>
+                <w:szCs w:val="17"/>
+              </w:rPr>
+              <w:t xml:space="preserve">Area</w:t>
+            </w:r>
+          </w:p>
+        </w:tc>
+        <w:tc>
+          <w:tcPr>
+            <w:tcW w:type="dxa" w:w="4144"/>
+            <w:tcBorders>
+              <w:top w:val="single" w:color="C9CED8" w:sz="4"/>
+              <w:left w:val="single" w:color="C9CED8" w:sz="4"/>
+              <w:bottom w:val="single" w:color="C9CED8" w:sz="4"/>
+              <w:right w:val="single" w:color="C9CED8" w:sz="4"/>
+            </w:tcBorders>
+            <w:shd w:fill="1F3864" w:color="auto" w:val="clear"/>
+            <w:tcMar>
+              <w:top w:type="dxa" w:w="60"/>
+              <w:left w:type="dxa" w:w="90"/>
+              <w:bottom w:type="dxa" w:w="60"/>
+              <w:right w:type="dxa" w:w="90"/>
+            </w:tcMar>
+            <w:vAlign w:val="top"/>
+          </w:tcPr>
+          <w:p>
+            <w:pPr>
+              <w:spacing w:after="20" w:line="250"/>
+            </w:pPr>
+            <w:r>
+              <w:rPr>
+                <w:rFonts w:ascii="Arial" w:cs="Arial" w:eastAsia="Arial" w:hAnsi="Arial"/>
+                <w:b/>
+                <w:bCs/>
+                <w:color w:val="FFFFFF"/>
+                <w:sz w:val="17"/>
+                <w:szCs w:val="17"/>
+              </w:rPr>
+              <w:t xml:space="preserve">AI contribution</w:t>
+            </w:r>
+          </w:p>
+        </w:tc>
+        <w:tc>
+          <w:tcPr>
+            <w:tcW w:type="dxa" w:w="3181"/>
+            <w:tcBorders>
+              <w:top w:val="single" w:color="C9CED8" w:sz="4"/>
+              <w:left w:val="single" w:color="C9CED8" w:sz="4"/>
+              <w:bottom w:val="single" w:color="C9CED8" w:sz="4"/>
+              <w:right w:val="single" w:color="C9CED8" w:sz="4"/>
+            </w:tcBorders>
+            <w:shd w:fill="1F3864" w:color="auto" w:val="clear"/>
+            <w:tcMar>
+              <w:top w:type="dxa" w:w="60"/>
+              <w:left w:type="dxa" w:w="90"/>
+              <w:bottom w:type="dxa" w:w="60"/>
+              <w:right w:type="dxa" w:w="90"/>
+            </w:tcMar>
+            <w:vAlign w:val="top"/>
+          </w:tcPr>
+          <w:p>
+            <w:pPr>
+              <w:spacing w:after="20" w:line="250"/>
+            </w:pPr>
+            <w:r>
+              <w:rPr>
+                <w:rFonts w:ascii="Arial" w:cs="Arial" w:eastAsia="Arial" w:hAnsi="Arial"/>
+                <w:b/>
+                <w:bCs/>
+                <w:color w:val="FFFFFF"/>
+                <w:sz w:val="17"/>
+                <w:szCs w:val="17"/>
+              </w:rPr>
+              <w:t xml:space="preserve">Human responsibility</w:t>
+            </w:r>
+          </w:p>
+        </w:tc>
+      </w:tr>
+      <w:tr>
+        <w:trPr>
+          <w:cantSplit/>
+        </w:trPr>
+        <w:tc>
+          <w:tcPr>
+            <w:tcW w:type="dxa" w:w="2313"/>
+            <w:tcBorders>
+              <w:top w:val="single" w:color="C9CED8" w:sz="4"/>
+              <w:left w:val="single" w:color="C9CED8" w:sz="4"/>
+              <w:bottom w:val="single" w:color="C9CED8" w:sz="4"/>
+              <w:right w:val="single" w:color="C9CED8" w:sz="4"/>
+            </w:tcBorders>
+            <w:tcMar>
+              <w:top w:type="dxa" w:w="60"/>
+              <w:left w:type="dxa" w:w="90"/>
+              <w:bottom w:type="dxa" w:w="60"/>
+              <w:right w:type="dxa" w:w="90"/>
+            </w:tcMar>
+            <w:vAlign w:val="top"/>
+          </w:tcPr>
+          <w:p>
+            <w:pPr>
+              <w:spacing w:after="20" w:line="250"/>
+            </w:pPr>
+            <w:r>
+              <w:rPr>
+                <w:rFonts w:ascii="Arial" w:cs="Arial" w:eastAsia="Arial" w:hAnsi="Arial"/>
+                <w:color w:val="1A1A1A"/>
+                <w:sz w:val="17"/>
+                <w:szCs w:val="17"/>
+              </w:rPr>
+              <w:t xml:space="preserve">Phase 1 understanding</w:t>
+            </w:r>
+          </w:p>
+        </w:tc>
+        <w:tc>
+          <w:tcPr>
+            <w:tcW w:type="dxa" w:w="4144"/>
+            <w:tcBorders>
+              <w:top w:val="single" w:color="C9CED8" w:sz="4"/>
+              <w:left w:val="single" w:color="C9CED8" w:sz="4"/>
+              <w:bottom w:val="single" w:color="C9CED8" w:sz="4"/>
+              <w:right w:val="single" w:color="C9CED8" w:sz="4"/>
+            </w:tcBorders>
+            <w:tcMar>
+              <w:top w:type="dxa" w:w="60"/>
+              <w:left w:type="dxa" w:w="90"/>
+              <w:bottom w:type="dxa" w:w="60"/>
+              <w:right w:type="dxa" w:w="90"/>
+            </w:tcMar>
+            <w:vAlign w:val="top"/>
+          </w:tcPr>
+          <w:p>
+            <w:pPr>
+              <w:spacing w:after="20" w:line="250"/>
+            </w:pPr>
+            <w:r>
+              <w:rPr>
+                <w:rFonts w:ascii="Arial" w:cs="Arial" w:eastAsia="Arial" w:hAnsi="Arial"/>
+                <w:color w:val="1A1A1A"/>
+                <w:sz w:val="17"/>
+                <w:szCs w:val="17"/>
+              </w:rPr>
+              <w:t xml:space="preserve">Maps the live .NET / React Native / PostgreSQL code in days: architecture, ERD, API catalogue, risk hotspots</w:t>
+            </w:r>
+          </w:p>
+        </w:tc>
+        <w:tc>
+          <w:tcPr>
+            <w:tcW w:type="dxa" w:w="3181"/>
+            <w:tcBorders>
+              <w:top w:val="single" w:color="C9CED8" w:sz="4"/>
+              <w:left w:val="single" w:color="C9CED8" w:sz="4"/>
+              <w:bottom w:val="single" w:color="C9CED8" w:sz="4"/>
+              <w:right w:val="single" w:color="C9CED8" w:sz="4"/>
+            </w:tcBorders>
+            <w:tcMar>
+              <w:top w:type="dxa" w:w="60"/>
+              <w:left w:type="dxa" w:w="90"/>
+              <w:bottom w:type="dxa" w:w="60"/>
+              <w:right w:type="dxa" w:w="90"/>
+            </w:tcMar>
+            <w:vAlign w:val="top"/>
+          </w:tcPr>
+          <w:p>
+            <w:pPr>
+              <w:spacing w:after="20" w:line="250"/>
+            </w:pPr>
+            <w:r>
+              <w:rPr>
+                <w:rFonts w:ascii="Arial" w:cs="Arial" w:eastAsia="Arial" w:hAnsi="Arial"/>
+                <w:color w:val="1A1A1A"/>
+                <w:sz w:val="17"/>
+                <w:szCs w:val="17"/>
+              </w:rPr>
+              <w:t xml:space="preserve">Architect validates and decides what to trust</w:t>
+            </w:r>
+          </w:p>
+        </w:tc>
+      </w:tr>
+      <w:tr>
+        <w:trPr>
+          <w:cantSplit/>
+        </w:trPr>
+        <w:tc>
+          <w:tcPr>
+            <w:tcW w:type="dxa" w:w="2313"/>
+            <w:tcBorders>
+              <w:top w:val="single" w:color="C9CED8" w:sz="4"/>
+              <w:left w:val="single" w:color="C9CED8" w:sz="4"/>
+              <w:bottom w:val="single" w:color="C9CED8" w:sz="4"/>
+              <w:right w:val="single" w:color="C9CED8" w:sz="4"/>
+            </w:tcBorders>
+            <w:shd w:fill="F3F5F9" w:color="auto" w:val="clear"/>
+            <w:tcMar>
+              <w:top w:type="dxa" w:w="60"/>
+              <w:left w:type="dxa" w:w="90"/>
+              <w:bottom w:type="dxa" w:w="60"/>
+              <w:right w:type="dxa" w:w="90"/>
+            </w:tcMar>
+            <w:vAlign w:val="top"/>
+          </w:tcPr>
+          <w:p>
+            <w:pPr>
+              <w:spacing w:after="20" w:line="250"/>
+            </w:pPr>
+            <w:r>
+              <w:rPr>
+                <w:rFonts w:ascii="Arial" w:cs="Arial" w:eastAsia="Arial" w:hAnsi="Arial"/>
+                <w:color w:val="1A1A1A"/>
+                <w:sz w:val="17"/>
+                <w:szCs w:val="17"/>
+              </w:rPr>
+              <w:t xml:space="preserve">Web application (F6, F10)</w:t>
+            </w:r>
+          </w:p>
+        </w:tc>
+        <w:tc>
+          <w:tcPr>
+            <w:tcW w:type="dxa" w:w="4144"/>
+            <w:tcBorders>
+              <w:top w:val="single" w:color="C9CED8" w:sz="4"/>
+              <w:left w:val="single" w:color="C9CED8" w:sz="4"/>
+              <w:bottom w:val="single" w:color="C9CED8" w:sz="4"/>
+              <w:right w:val="single" w:color="C9CED8" w:sz="4"/>
+            </w:tcBorders>
+            <w:shd w:fill="F3F5F9" w:color="auto" w:val="clear"/>
+            <w:tcMar>
+              <w:top w:type="dxa" w:w="60"/>
+              <w:left w:type="dxa" w:w="90"/>
+              <w:bottom w:type="dxa" w:w="60"/>
+              <w:right w:type="dxa" w:w="90"/>
+            </w:tcMar>
+            <w:vAlign w:val="top"/>
+          </w:tcPr>
+          <w:p>
+            <w:pPr>
+              <w:spacing w:after="20" w:line="250"/>
+            </w:pPr>
+            <w:r>
+              <w:rPr>
+                <w:rFonts w:ascii="Arial" w:cs="Arial" w:eastAsia="Arial" w:hAnsi="Arial"/>
+                <w:color w:val="1A1A1A"/>
+                <w:sz w:val="17"/>
+                <w:szCs w:val="17"/>
+              </w:rPr>
+              <w:t xml:space="preserve">Ports existing mobile journeys to React/Next.js against the same APIs, reusing design tokens and generating parity checks</w:t>
+            </w:r>
+          </w:p>
+        </w:tc>
+        <w:tc>
+          <w:tcPr>
+            <w:tcW w:type="dxa" w:w="3181"/>
+            <w:tcBorders>
+              <w:top w:val="single" w:color="C9CED8" w:sz="4"/>
+              <w:left w:val="single" w:color="C9CED8" w:sz="4"/>
+              <w:bottom w:val="single" w:color="C9CED8" w:sz="4"/>
+              <w:right w:val="single" w:color="C9CED8" w:sz="4"/>
+            </w:tcBorders>
+            <w:shd w:fill="F3F5F9" w:color="auto" w:val="clear"/>
+            <w:tcMar>
+              <w:top w:type="dxa" w:w="60"/>
+              <w:left w:type="dxa" w:w="90"/>
+              <w:bottom w:type="dxa" w:w="60"/>
+              <w:right w:type="dxa" w:w="90"/>
+            </w:tcMar>
+            <w:vAlign w:val="top"/>
+          </w:tcPr>
+          <w:p>
+            <w:pPr>
+              <w:spacing w:after="20" w:line="250"/>
+            </w:pPr>
+            <w:r>
+              <w:rPr>
+                <w:rFonts w:ascii="Arial" w:cs="Arial" w:eastAsia="Arial" w:hAnsi="Arial"/>
+                <w:color w:val="1A1A1A"/>
+                <w:sz w:val="17"/>
+                <w:szCs w:val="17"/>
+              </w:rPr>
+              <w:t xml:space="preserve">Web engineer owns UX quality, SEO, accessibility</w:t>
+            </w:r>
+          </w:p>
+        </w:tc>
+      </w:tr>
+      <w:tr>
+        <w:trPr>
+          <w:cantSplit/>
+        </w:trPr>
+        <w:tc>
+          <w:tcPr>
+            <w:tcW w:type="dxa" w:w="2313"/>
+            <w:tcBorders>
+              <w:top w:val="single" w:color="C9CED8" w:sz="4"/>
+              <w:left w:val="single" w:color="C9CED8" w:sz="4"/>
+              <w:bottom w:val="single" w:color="C9CED8" w:sz="4"/>
+              <w:right w:val="single" w:color="C9CED8" w:sz="4"/>
+            </w:tcBorders>
+            <w:tcMar>
+              <w:top w:type="dxa" w:w="60"/>
+              <w:left w:type="dxa" w:w="90"/>
+              <w:bottom w:type="dxa" w:w="60"/>
+              <w:right w:type="dxa" w:w="90"/>
+            </w:tcMar>
+            <w:vAlign w:val="top"/>
+          </w:tcPr>
+          <w:p>
+            <w:pPr>
+              <w:spacing w:after="20" w:line="250"/>
+            </w:pPr>
+            <w:r>
+              <w:rPr>
+                <w:rFonts w:ascii="Arial" w:cs="Arial" w:eastAsia="Arial" w:hAnsi="Arial"/>
+                <w:color w:val="1A1A1A"/>
+                <w:sz w:val="17"/>
+                <w:szCs w:val="17"/>
+              </w:rPr>
+              <w:t xml:space="preserve">Regression safety net</w:t>
+            </w:r>
+          </w:p>
+        </w:tc>
+        <w:tc>
+          <w:tcPr>
+            <w:tcW w:type="dxa" w:w="4144"/>
+            <w:tcBorders>
+              <w:top w:val="single" w:color="C9CED8" w:sz="4"/>
+              <w:left w:val="single" w:color="C9CED8" w:sz="4"/>
+              <w:bottom w:val="single" w:color="C9CED8" w:sz="4"/>
+              <w:right w:val="single" w:color="C9CED8" w:sz="4"/>
+            </w:tcBorders>
+            <w:tcMar>
+              <w:top w:type="dxa" w:w="60"/>
+              <w:left w:type="dxa" w:w="90"/>
+              <w:bottom w:type="dxa" w:w="60"/>
+              <w:right w:type="dxa" w:w="90"/>
+            </w:tcMar>
+            <w:vAlign w:val="top"/>
+          </w:tcPr>
+          <w:p>
+            <w:pPr>
+              <w:spacing w:after="20" w:line="250"/>
+            </w:pPr>
+            <w:r>
+              <w:rPr>
+                <w:rFonts w:ascii="Arial" w:cs="Arial" w:eastAsia="Arial" w:hAnsi="Arial"/>
+                <w:color w:val="1A1A1A"/>
+                <w:sz w:val="17"/>
+                <w:szCs w:val="17"/>
+              </w:rPr>
+              <w:t xml:space="preserve">Generates and extends suites for every live journey, so the monthly train stays safe as scope grows</w:t>
+            </w:r>
+          </w:p>
+        </w:tc>
+        <w:tc>
+          <w:tcPr>
+            <w:tcW w:type="dxa" w:w="3181"/>
+            <w:tcBorders>
+              <w:top w:val="single" w:color="C9CED8" w:sz="4"/>
+              <w:left w:val="single" w:color="C9CED8" w:sz="4"/>
+              <w:bottom w:val="single" w:color="C9CED8" w:sz="4"/>
+              <w:right w:val="single" w:color="C9CED8" w:sz="4"/>
+            </w:tcBorders>
+            <w:tcMar>
+              <w:top w:type="dxa" w:w="60"/>
+              <w:left w:type="dxa" w:w="90"/>
+              <w:bottom w:type="dxa" w:w="60"/>
+              <w:right w:type="dxa" w:w="90"/>
+            </w:tcMar>
+            <w:vAlign w:val="top"/>
+          </w:tcPr>
+          <w:p>
+            <w:pPr>
+              <w:spacing w:after="20" w:line="250"/>
+            </w:pPr>
+            <w:r>
+              <w:rPr>
+                <w:rFonts w:ascii="Arial" w:cs="Arial" w:eastAsia="Arial" w:hAnsi="Arial"/>
+                <w:color w:val="1A1A1A"/>
+                <w:sz w:val="17"/>
+                <w:szCs w:val="17"/>
+              </w:rPr>
+              <w:t xml:space="preserve">QA curates, removes flaky tests, adds exploratory tests</w:t>
+            </w:r>
+          </w:p>
+        </w:tc>
+      </w:tr>
+      <w:tr>
+        <w:trPr>
+          <w:cantSplit/>
+        </w:trPr>
+        <w:tc>
+          <w:tcPr>
+            <w:tcW w:type="dxa" w:w="2313"/>
+            <w:tcBorders>
+              <w:top w:val="single" w:color="C9CED8" w:sz="4"/>
+              <w:left w:val="single" w:color="C9CED8" w:sz="4"/>
+              <w:bottom w:val="single" w:color="C9CED8" w:sz="4"/>
+              <w:right w:val="single" w:color="C9CED8" w:sz="4"/>
+            </w:tcBorders>
+            <w:shd w:fill="F3F5F9" w:color="auto" w:val="clear"/>
+            <w:tcMar>
+              <w:top w:type="dxa" w:w="60"/>
+              <w:left w:type="dxa" w:w="90"/>
+              <w:bottom w:type="dxa" w:w="60"/>
+              <w:right w:type="dxa" w:w="90"/>
+            </w:tcMar>
+            <w:vAlign w:val="top"/>
+          </w:tcPr>
+          <w:p>
+            <w:pPr>
+              <w:spacing w:after="20" w:line="250"/>
+            </w:pPr>
+            <w:r>
+              <w:rPr>
+                <w:rFonts w:ascii="Arial" w:cs="Arial" w:eastAsia="Arial" w:hAnsi="Arial"/>
+                <w:color w:val="1A1A1A"/>
+                <w:sz w:val="17"/>
+                <w:szCs w:val="17"/>
+              </w:rPr>
+              <w:t xml:space="preserve">Identity &amp; data migration (F3)</w:t>
+            </w:r>
+          </w:p>
+        </w:tc>
+        <w:tc>
+          <w:tcPr>
+            <w:tcW w:type="dxa" w:w="4144"/>
+            <w:tcBorders>
+              <w:top w:val="single" w:color="C9CED8" w:sz="4"/>
+              <w:left w:val="single" w:color="C9CED8" w:sz="4"/>
+              <w:bottom w:val="single" w:color="C9CED8" w:sz="4"/>
+              <w:right w:val="single" w:color="C9CED8" w:sz="4"/>
+            </w:tcBorders>
+            <w:shd w:fill="F3F5F9" w:color="auto" w:val="clear"/>
+            <w:tcMar>
+              <w:top w:type="dxa" w:w="60"/>
+              <w:left w:type="dxa" w:w="90"/>
+              <w:bottom w:type="dxa" w:w="60"/>
+              <w:right w:type="dxa" w:w="90"/>
+            </w:tcMar>
+            <w:vAlign w:val="top"/>
+          </w:tcPr>
+          <w:p>
+            <w:pPr>
+              <w:spacing w:after="20" w:line="250"/>
+            </w:pPr>
+            <w:r>
+              <w:rPr>
+                <w:rFonts w:ascii="Arial" w:cs="Arial" w:eastAsia="Arial" w:hAnsi="Arial"/>
+                <w:color w:val="1A1A1A"/>
+                <w:sz w:val="17"/>
+                <w:szCs w:val="17"/>
+              </w:rPr>
+              <w:t xml:space="preserve">Drafts duplicate-detection queries, merge scripts and reconciliation reports</w:t>
+            </w:r>
+          </w:p>
+        </w:tc>
+        <w:tc>
+          <w:tcPr>
+            <w:tcW w:type="dxa" w:w="3181"/>
+            <w:tcBorders>
+              <w:top w:val="single" w:color="C9CED8" w:sz="4"/>
+              <w:left w:val="single" w:color="C9CED8" w:sz="4"/>
+              <w:bottom w:val="single" w:color="C9CED8" w:sz="4"/>
+              <w:right w:val="single" w:color="C9CED8" w:sz="4"/>
+            </w:tcBorders>
+            <w:shd w:fill="F3F5F9" w:color="auto" w:val="clear"/>
+            <w:tcMar>
+              <w:top w:type="dxa" w:w="60"/>
+              <w:left w:type="dxa" w:w="90"/>
+              <w:bottom w:type="dxa" w:w="60"/>
+              <w:right w:type="dxa" w:w="90"/>
+            </w:tcMar>
+            <w:vAlign w:val="top"/>
+          </w:tcPr>
+          <w:p>
+            <w:pPr>
+              <w:spacing w:after="20" w:line="250"/>
+            </w:pPr>
+            <w:r>
+              <w:rPr>
+                <w:rFonts w:ascii="Arial" w:cs="Arial" w:eastAsia="Arial" w:hAnsi="Arial"/>
+                <w:color w:val="1A1A1A"/>
+                <w:sz w:val="17"/>
+                <w:szCs w:val="17"/>
+              </w:rPr>
+              <w:t xml:space="preserve">Engineers verify on Testcontainers and Staging; SportSeek approves merge rules</w:t>
+            </w:r>
+          </w:p>
+        </w:tc>
+      </w:tr>
+      <w:tr>
+        <w:trPr>
+          <w:cantSplit/>
+        </w:trPr>
+        <w:tc>
+          <w:tcPr>
+            <w:tcW w:type="dxa" w:w="2313"/>
+            <w:tcBorders>
+              <w:top w:val="single" w:color="C9CED8" w:sz="4"/>
+              <w:left w:val="single" w:color="C9CED8" w:sz="4"/>
+              <w:bottom w:val="single" w:color="C9CED8" w:sz="4"/>
+              <w:right w:val="single" w:color="C9CED8" w:sz="4"/>
+            </w:tcBorders>
+            <w:tcMar>
+              <w:top w:type="dxa" w:w="60"/>
+              <w:left w:type="dxa" w:w="90"/>
+              <w:bottom w:type="dxa" w:w="60"/>
+              <w:right w:type="dxa" w:w="90"/>
+            </w:tcMar>
+            <w:vAlign w:val="top"/>
+          </w:tcPr>
+          <w:p>
+            <w:pPr>
+              <w:spacing w:after="20" w:line="250"/>
+            </w:pPr>
+            <w:r>
+              <w:rPr>
+                <w:rFonts w:ascii="Arial" w:cs="Arial" w:eastAsia="Arial" w:hAnsi="Arial"/>
+                <w:color w:val="1A1A1A"/>
+                <w:sz w:val="17"/>
+                <w:szCs w:val="17"/>
+              </w:rPr>
+              <w:t xml:space="preserve">Integrations</w:t>
+            </w:r>
+          </w:p>
+        </w:tc>
+        <w:tc>
+          <w:tcPr>
+            <w:tcW w:type="dxa" w:w="4144"/>
+            <w:tcBorders>
+              <w:top w:val="single" w:color="C9CED8" w:sz="4"/>
+              <w:left w:val="single" w:color="C9CED8" w:sz="4"/>
+              <w:bottom w:val="single" w:color="C9CED8" w:sz="4"/>
+              <w:right w:val="single" w:color="C9CED8" w:sz="4"/>
+            </w:tcBorders>
+            <w:tcMar>
+              <w:top w:type="dxa" w:w="60"/>
+              <w:left w:type="dxa" w:w="90"/>
+              <w:bottom w:type="dxa" w:w="60"/>
+              <w:right w:type="dxa" w:w="90"/>
+            </w:tcMar>
+            <w:vAlign w:val="top"/>
+          </w:tcPr>
+          <w:p>
+            <w:pPr>
+              <w:spacing w:after="20" w:line="250"/>
+            </w:pPr>
+            <w:r>
+              <w:rPr>
+                <w:rFonts w:ascii="Arial" w:cs="Arial" w:eastAsia="Arial" w:hAnsi="Arial"/>
+                <w:color w:val="1A1A1A"/>
+                <w:sz w:val="17"/>
+                <w:szCs w:val="17"/>
+              </w:rPr>
+              <w:t xml:space="preserve">Scaffolds adapters for Razorpay, SMS, WhatsApp BSP, FCM/APNs and email from provider documentation</w:t>
+            </w:r>
+          </w:p>
+        </w:tc>
+        <w:tc>
+          <w:tcPr>
+            <w:tcW w:type="dxa" w:w="3181"/>
+            <w:tcBorders>
+              <w:top w:val="single" w:color="C9CED8" w:sz="4"/>
+              <w:left w:val="single" w:color="C9CED8" w:sz="4"/>
+              <w:bottom w:val="single" w:color="C9CED8" w:sz="4"/>
+              <w:right w:val="single" w:color="C9CED8" w:sz="4"/>
+            </w:tcBorders>
+            <w:tcMar>
+              <w:top w:type="dxa" w:w="60"/>
+              <w:left w:type="dxa" w:w="90"/>
+              <w:bottom w:type="dxa" w:w="60"/>
+              <w:right w:type="dxa" w:w="90"/>
+            </w:tcMar>
+            <w:vAlign w:val="top"/>
+          </w:tcPr>
+          <w:p>
+            <w:pPr>
+              <w:spacing w:after="20" w:line="250"/>
+            </w:pPr>
+            <w:r>
+              <w:rPr>
+                <w:rFonts w:ascii="Arial" w:cs="Arial" w:eastAsia="Arial" w:hAnsi="Arial"/>
+                <w:color w:val="1A1A1A"/>
+                <w:sz w:val="17"/>
+                <w:szCs w:val="17"/>
+              </w:rPr>
+              <w:t xml:space="preserve">Engineers validate against sandboxes; webhook security reviewed by the architect</w:t>
+            </w:r>
+          </w:p>
+        </w:tc>
+      </w:tr>
+      <w:tr>
+        <w:trPr>
+          <w:cantSplit/>
+        </w:trPr>
+        <w:tc>
+          <w:tcPr>
+            <w:tcW w:type="dxa" w:w="2313"/>
+            <w:tcBorders>
+              <w:top w:val="single" w:color="C9CED8" w:sz="4"/>
+              <w:left w:val="single" w:color="C9CED8" w:sz="4"/>
+              <w:bottom w:val="single" w:color="C9CED8" w:sz="4"/>
+              <w:right w:val="single" w:color="C9CED8" w:sz="4"/>
+            </w:tcBorders>
+            <w:shd w:fill="F3F5F9" w:color="auto" w:val="clear"/>
+            <w:tcMar>
+              <w:top w:type="dxa" w:w="60"/>
+              <w:left w:type="dxa" w:w="90"/>
+              <w:bottom w:type="dxa" w:w="60"/>
+              <w:right w:type="dxa" w:w="90"/>
+            </w:tcMar>
+            <w:vAlign w:val="top"/>
+          </w:tcPr>
+          <w:p>
+            <w:pPr>
+              <w:spacing w:after="20" w:line="250"/>
+            </w:pPr>
+            <w:r>
+              <w:rPr>
+                <w:rFonts w:ascii="Arial" w:cs="Arial" w:eastAsia="Arial" w:hAnsi="Arial"/>
+                <w:color w:val="1A1A1A"/>
+                <w:sz w:val="17"/>
+                <w:szCs w:val="17"/>
+              </w:rPr>
+              <w:t xml:space="preserve">Documentation &amp; KT</w:t>
+            </w:r>
+          </w:p>
+        </w:tc>
+        <w:tc>
+          <w:tcPr>
+            <w:tcW w:type="dxa" w:w="4144"/>
+            <w:tcBorders>
+              <w:top w:val="single" w:color="C9CED8" w:sz="4"/>
+              <w:left w:val="single" w:color="C9CED8" w:sz="4"/>
+              <w:bottom w:val="single" w:color="C9CED8" w:sz="4"/>
+              <w:right w:val="single" w:color="C9CED8" w:sz="4"/>
+            </w:tcBorders>
+            <w:shd w:fill="F3F5F9" w:color="auto" w:val="clear"/>
+            <w:tcMar>
+              <w:top w:type="dxa" w:w="60"/>
+              <w:left w:type="dxa" w:w="90"/>
+              <w:bottom w:type="dxa" w:w="60"/>
+              <w:right w:type="dxa" w:w="90"/>
+            </w:tcMar>
+            <w:vAlign w:val="top"/>
+          </w:tcPr>
+          <w:p>
+            <w:pPr>
+              <w:spacing w:after="20" w:line="250"/>
+            </w:pPr>
+            <w:r>
+              <w:rPr>
+                <w:rFonts w:ascii="Arial" w:cs="Arial" w:eastAsia="Arial" w:hAnsi="Arial"/>
+                <w:color w:val="1A1A1A"/>
+                <w:sz w:val="17"/>
+                <w:szCs w:val="17"/>
+              </w:rPr>
+              <w:t xml:space="preserve">Keeps HLD/LLD, API docs and runbooks current; answers questions over the codebase</w:t>
+            </w:r>
+          </w:p>
+        </w:tc>
+        <w:tc>
+          <w:tcPr>
+            <w:tcW w:type="dxa" w:w="3181"/>
+            <w:tcBorders>
+              <w:top w:val="single" w:color="C9CED8" w:sz="4"/>
+              <w:left w:val="single" w:color="C9CED8" w:sz="4"/>
+              <w:bottom w:val="single" w:color="C9CED8" w:sz="4"/>
+              <w:right w:val="single" w:color="C9CED8" w:sz="4"/>
+            </w:tcBorders>
+            <w:shd w:fill="F3F5F9" w:color="auto" w:val="clear"/>
+            <w:tcMar>
+              <w:top w:type="dxa" w:w="60"/>
+              <w:left w:type="dxa" w:w="90"/>
+              <w:bottom w:type="dxa" w:w="60"/>
+              <w:right w:type="dxa" w:w="90"/>
+            </w:tcMar>
+            <w:vAlign w:val="top"/>
+          </w:tcPr>
+          <w:p>
+            <w:pPr>
+              <w:spacing w:after="20" w:line="250"/>
+            </w:pPr>
+            <w:r>
+              <w:rPr>
+                <w:rFonts w:ascii="Arial" w:cs="Arial" w:eastAsia="Arial" w:hAnsi="Arial"/>
+                <w:color w:val="1A1A1A"/>
+                <w:sz w:val="17"/>
+                <w:szCs w:val="17"/>
+              </w:rPr>
+              <w:t xml:space="preserve">Architect reviews; SportSeek signs KT checklist</w:t>
+            </w:r>
+          </w:p>
+        </w:tc>
+      </w:tr>
+    </w:tbl>
+    <w:p>
+      <w:pPr>
+        <w:spacing w:after="140"/>
+      </w:pPr>
+    </w:p>
+    <w:p>
+      <w:pPr>
+        <w:pStyle w:val="Heading2"/>
+        <w:keepNext/>
+      </w:pPr>
+      <w:r>
+        <w:t xml:space="preserve">9.3 Guardrails</w:t>
+      </w:r>
+    </w:p>
+    <w:p>
+      <w:pPr>
+        <w:pStyle w:val="ListParagraph"/>
+        <w:numPr>
+          <w:ilvl w:val="0"/>
+          <w:numId w:val="3"/>
+        </w:numPr>
+        <w:spacing w:after="60" w:line="264"/>
+      </w:pPr>
+      <w:r>
+        <w:rPr>
+          <w:rFonts w:ascii="Arial" w:cs="Arial" w:eastAsia="Arial" w:hAnsi="Arial"/>
+          <w:color w:val="1A1A1A"/>
+        </w:rPr>
+        <w:t xml:space="preserve">Enterprise-terms AI tools only, approved by SportSeek; no training on SportSeek code or data.</w:t>
+      </w:r>
+    </w:p>
+    <w:p>
+      <w:pPr>
+        <w:pStyle w:val="ListParagraph"/>
+        <w:numPr>
+          <w:ilvl w:val="0"/>
+          <w:numId w:val="3"/>
+        </w:numPr>
+        <w:spacing w:after="60" w:line="264"/>
+      </w:pPr>
+      <w:r>
+        <w:rPr>
+          <w:rFonts w:ascii="Arial" w:cs="Arial" w:eastAsia="Arial" w:hAnsi="Arial"/>
+          <w:color w:val="1A1A1A"/>
+        </w:rPr>
+        <w:t xml:space="preserve">No production data or secrets in agent context; agents have no production access and cannot deploy.</w:t>
+      </w:r>
+    </w:p>
+    <w:p>
+      <w:pPr>
+        <w:pStyle w:val="ListParagraph"/>
+        <w:numPr>
+          <w:ilvl w:val="0"/>
+          <w:numId w:val="3"/>
+        </w:numPr>
+        <w:spacing w:after="60" w:line="264"/>
+      </w:pPr>
+      <w:r>
+        <w:rPr>
+          <w:rFonts w:ascii="Arial" w:cs="Arial" w:eastAsia="Arial" w:hAnsi="Arial"/>
+          <w:color w:val="1A1A1A"/>
+        </w:rPr>
+        <w:t xml:space="preserve">Every merge has a named human reviewer who can explain the change; two reviewers for identity, payments, refunds, payouts and KYC.</w:t>
+      </w:r>
+    </w:p>
+    <w:p>
+      <w:pPr>
+        <w:pStyle w:val="ListParagraph"/>
+        <w:numPr>
+          <w:ilvl w:val="0"/>
+          <w:numId w:val="3"/>
+        </w:numPr>
+        <w:spacing w:after="60" w:line="264"/>
+      </w:pPr>
+      <w:r>
+        <w:rPr>
+          <w:rFonts w:ascii="Arial" w:cs="Arial" w:eastAsia="Arial" w:hAnsi="Arial"/>
+          <w:color w:val="1A1A1A"/>
+        </w:rPr>
+        <w:t xml:space="preserve">Same quality and security gates for all code, however it was produced; generated dependencies are licence-checked.</w:t>
+      </w:r>
+    </w:p>
+    <w:p>
+      <w:pPr>
+        <w:pStyle w:val="ListParagraph"/>
+        <w:numPr>
+          <w:ilvl w:val="0"/>
+          <w:numId w:val="3"/>
+        </w:numPr>
+        <w:spacing w:after="60" w:line="264"/>
+      </w:pPr>
+      <w:r>
+        <w:rPr>
+          <w:rFonts w:ascii="Arial" w:cs="Arial" w:eastAsia="Arial" w:hAnsi="Arial"/>
+          <w:color w:val="1A1A1A"/>
+        </w:rPr>
+        <w:t xml:space="preserve">AI assistance is recorded in pull requests and reported monthly (share of AI-assisted changes, review time, rework rate).</w:t>
+      </w:r>
+    </w:p>
+    <w:p>
+      <w:pPr>
+        <w:pStyle w:val="Heading1"/>
+        <w:pageBreakBefore/>
+      </w:pPr>
+      <w:r>
+        <w:t xml:space="preserve">10. Technical plan for the 20 October 2026 launch</w:t>
+      </w:r>
+    </w:p>
+    <w:p>
+      <w:pPr>
+        <w:spacing w:after="120" w:line="276"/>
+      </w:pPr>
+      <w:r>
+        <w:rPr>
+          <w:rFonts w:ascii="Arial" w:cs="Arial" w:eastAsia="Arial" w:hAnsi="Arial"/>
+          <w:color w:val="1A1A1A"/>
+        </w:rPr>
+        <w:t xml:space="preserve">For launch we deliberately avoid changes to identity, payments or the data model. The work makes the existing system safe, visible and recoverable under public load, and adds two back-end-led features that carry little risk: </w:t>
+      </w:r>
+      <w:r>
+        <w:rPr>
+          <w:rFonts w:ascii="Arial" w:cs="Arial" w:eastAsia="Arial" w:hAnsi="Arial"/>
+          <w:b/>
+          <w:bCs/>
+          <w:color w:val="1A1A1A"/>
+        </w:rPr>
+        <w:t xml:space="preserve">F1 Email notifications</w:t>
+      </w:r>
+      <w:r>
+        <w:rPr>
+          <w:rFonts w:ascii="Arial" w:cs="Arial" w:eastAsia="Arial" w:hAnsi="Arial"/>
+          <w:color w:val="1A1A1A"/>
+        </w:rPr>
+        <w:t xml:space="preserve"> for all live alert triggers and </w:t>
+      </w:r>
+      <w:r>
+        <w:rPr>
+          <w:rFonts w:ascii="Arial" w:cs="Arial" w:eastAsia="Arial" w:hAnsi="Arial"/>
+          <w:b/>
+          <w:bCs/>
+          <w:color w:val="1A1A1A"/>
+        </w:rPr>
+        <w:t xml:space="preserve">F2 Booking &amp; event reminders</w:t>
+      </w:r>
+      <w:r>
+        <w:rPr>
+          <w:rFonts w:ascii="Arial" w:cs="Arial" w:eastAsia="Arial" w:hAnsi="Arial"/>
+          <w:color w:val="1A1A1A"/>
+        </w:rPr>
+        <w:t xml:space="preserve">. AI compresses the work into the 16 available working days. It reads the codebase for the assessment and generates a full regression suite for every live journey in days.</w:t>
       </w:r>
     </w:p>
     <w:tbl>
@@ -9399,7 +10486,7 @@
                 <w:sz w:val="17"/>
                 <w:szCs w:val="17"/>
               </w:rPr>
-              <w:t xml:space="preserve">Triage the defect backlog; fix critical/high issues in launch journeys; add automated regression for those journeys</w:t>
+              <w:t xml:space="preserve">AI-assisted triage of the defect backlog; fix critical/high issues in launch journeys; AI-generated regression suite for all live journeys</w:t>
             </w:r>
           </w:p>
         </w:tc>
@@ -9431,7 +10518,7 @@
                 <w:sz w:val="17"/>
                 <w:szCs w:val="17"/>
               </w:rPr>
-              <w:t xml:space="preserve">No open S1/S2 in launch scope</w:t>
+              <w:t xml:space="preserve">No open S1/S2 in launch scope; suite green</w:t>
             </w:r>
           </w:p>
         </w:tc>
@@ -9469,7 +10556,7 @@
                 <w:sz w:val="17"/>
                 <w:szCs w:val="17"/>
               </w:rPr>
-              <w:t xml:space="preserve">Security</w:t>
+              <w:t xml:space="preserve">F1 / F2</w:t>
             </w:r>
           </w:p>
         </w:tc>
@@ -9502,7 +10589,7 @@
                 <w:sz w:val="17"/>
                 <w:szCs w:val="17"/>
               </w:rPr>
-              <w:t xml:space="preserve">SAST, dependency, secret and DAST scans; VAPT of the launch surface; fix critical/high; harden headers, rate limits and OTP abuse controls</w:t>
+              <w:t xml:space="preserve">Email channel adapter and templates for existing triggers; reminder scheduler (T-24h, T-2h) with cancellation on booking change</w:t>
             </w:r>
           </w:p>
         </w:tc>
@@ -9535,7 +10622,7 @@
                 <w:sz w:val="17"/>
                 <w:szCs w:val="17"/>
               </w:rPr>
-              <w:t xml:space="preserve">VAPT retest clean for critical/high</w:t>
+              <w:t xml:space="preserve">Behind flags; enabled after UAT</w:t>
             </w:r>
           </w:p>
         </w:tc>
@@ -9572,7 +10659,7 @@
                 <w:sz w:val="17"/>
                 <w:szCs w:val="17"/>
               </w:rPr>
-              <w:t xml:space="preserve">Performance</w:t>
+              <w:t xml:space="preserve">Security</w:t>
             </w:r>
           </w:p>
         </w:tc>
@@ -9604,7 +10691,7 @@
                 <w:sz w:val="17"/>
                 <w:szCs w:val="17"/>
               </w:rPr>
-              <w:t xml:space="preserve">Load test the key journeys at SportSeek's launch concurrency (D5); tune queries, indexes and scaling settings</w:t>
+              <w:t xml:space="preserve">SAST, dependency, secret and DAST scans; VAPT of the launch surface; fix critical/high; harden headers, rate limits and OTP abuse controls</w:t>
             </w:r>
           </w:p>
         </w:tc>
@@ -9636,7 +10723,7 @@
                 <w:sz w:val="17"/>
                 <w:szCs w:val="17"/>
               </w:rPr>
-              <w:t xml:space="preserve">Targets met with headroom</w:t>
+              <w:t xml:space="preserve">VAPT retest clean for critical/high</w:t>
             </w:r>
           </w:p>
         </w:tc>
@@ -9674,7 +10761,7 @@
                 <w:sz w:val="17"/>
                 <w:szCs w:val="17"/>
               </w:rPr>
-              <w:t xml:space="preserve">Observability</w:t>
+              <w:t xml:space="preserve">Performance</w:t>
             </w:r>
           </w:p>
         </w:tc>
@@ -9707,7 +10794,7 @@
                 <w:sz w:val="17"/>
                 <w:szCs w:val="17"/>
               </w:rPr>
-              <w:t xml:space="preserve">Central logs, error tracking, uptime checks, dashboards and alerting with on-call routing</w:t>
+              <w:t xml:space="preserve">Load test the key journeys at SportSeek's launch concurrency (D5); tune queries, indexes and scaling settings</w:t>
             </w:r>
           </w:p>
         </w:tc>
@@ -9740,7 +10827,7 @@
                 <w:sz w:val="17"/>
                 <w:szCs w:val="17"/>
               </w:rPr>
-              <w:t xml:space="preserve">Dashboards and alerts verified in a drill</w:t>
+              <w:t xml:space="preserve">Targets met with headroom</w:t>
             </w:r>
           </w:p>
         </w:tc>
@@ -9777,7 +10864,7 @@
                 <w:sz w:val="17"/>
                 <w:szCs w:val="17"/>
               </w:rPr>
-              <w:t xml:space="preserve">Recoverability</w:t>
+              <w:t xml:space="preserve">Observability</w:t>
             </w:r>
           </w:p>
         </w:tc>
@@ -9809,7 +10896,7 @@
                 <w:sz w:val="17"/>
                 <w:szCs w:val="17"/>
               </w:rPr>
-              <w:t xml:space="preserve">Verify backups and a timed restore; rollback plan for the release</w:t>
+              <w:t xml:space="preserve">Central logs, error tracking, uptime checks, dashboards and alerting with on-call routing</w:t>
             </w:r>
           </w:p>
         </w:tc>
@@ -9841,7 +10928,7 @@
                 <w:sz w:val="17"/>
                 <w:szCs w:val="17"/>
               </w:rPr>
-              <w:t xml:space="preserve">Restore and rollback rehearsed on Staging</w:t>
+              <w:t xml:space="preserve">Dashboards and alerts verified in a drill</w:t>
             </w:r>
           </w:p>
         </w:tc>
@@ -9879,7 +10966,7 @@
                 <w:sz w:val="17"/>
                 <w:szCs w:val="17"/>
               </w:rPr>
-              <w:t xml:space="preserve">Store &amp; privacy</w:t>
+              <w:t xml:space="preserve">Recoverability</w:t>
             </w:r>
           </w:p>
         </w:tc>
@@ -9912,7 +10999,7 @@
                 <w:sz w:val="17"/>
                 <w:szCs w:val="17"/>
               </w:rPr>
-              <w:t xml:space="preserve">Check store policies (privacy labels, permissions, in-app account deletion); publish privacy policy and DPDP notice</w:t>
+              <w:t xml:space="preserve">Verify backups and a timed restore; rollback plan for the release</w:t>
             </w:r>
           </w:p>
         </w:tc>
@@ -9945,7 +11032,7 @@
                 <w:sz w:val="17"/>
                 <w:szCs w:val="17"/>
               </w:rPr>
-              <w:t xml:space="preserve">Submissions accepted or on track</w:t>
+              <w:t xml:space="preserve">Restore and rollback rehearsed on Staging</w:t>
             </w:r>
           </w:p>
         </w:tc>
@@ -9982,7 +11069,7 @@
                 <w:sz w:val="17"/>
                 <w:szCs w:val="17"/>
               </w:rPr>
-              <w:t xml:space="preserve">Payments sanity</w:t>
+              <w:t xml:space="preserve">Store &amp; privacy</w:t>
             </w:r>
           </w:p>
         </w:tc>
@@ -10014,7 +11101,7 @@
                 <w:sz w:val="17"/>
                 <w:szCs w:val="17"/>
               </w:rPr>
-              <w:t xml:space="preserve">End-to-end payment, webhook and failure-path verification against the live gateway configuration</w:t>
+              <w:t xml:space="preserve">Check store policies (privacy labels, permissions, in-app account deletion); publish privacy policy and DPDP notice</w:t>
             </w:r>
           </w:p>
         </w:tc>
@@ -10046,6 +11133,110 @@
                 <w:sz w:val="17"/>
                 <w:szCs w:val="17"/>
               </w:rPr>
+              <w:t xml:space="preserve">Submissions accepted or on track</w:t>
+            </w:r>
+          </w:p>
+        </w:tc>
+      </w:tr>
+      <w:tr>
+        <w:trPr>
+          <w:cantSplit/>
+        </w:trPr>
+        <w:tc>
+          <w:tcPr>
+            <w:tcW w:type="dxa" w:w="2216"/>
+            <w:tcBorders>
+              <w:top w:val="single" w:color="C9CED8" w:sz="4"/>
+              <w:left w:val="single" w:color="C9CED8" w:sz="4"/>
+              <w:bottom w:val="single" w:color="C9CED8" w:sz="4"/>
+              <w:right w:val="single" w:color="C9CED8" w:sz="4"/>
+            </w:tcBorders>
+            <w:shd w:fill="F3F5F9" w:color="auto" w:val="clear"/>
+            <w:tcMar>
+              <w:top w:type="dxa" w:w="60"/>
+              <w:left w:type="dxa" w:w="90"/>
+              <w:bottom w:type="dxa" w:w="60"/>
+              <w:right w:type="dxa" w:w="90"/>
+            </w:tcMar>
+            <w:vAlign w:val="top"/>
+          </w:tcPr>
+          <w:p>
+            <w:pPr>
+              <w:spacing w:after="20" w:line="250"/>
+            </w:pPr>
+            <w:r>
+              <w:rPr>
+                <w:rFonts w:ascii="Arial" w:cs="Arial" w:eastAsia="Arial" w:hAnsi="Arial"/>
+                <w:color w:val="1A1A1A"/>
+                <w:sz w:val="17"/>
+                <w:szCs w:val="17"/>
+              </w:rPr>
+              <w:t xml:space="preserve">Payments sanity</w:t>
+            </w:r>
+          </w:p>
+        </w:tc>
+        <w:tc>
+          <w:tcPr>
+            <w:tcW w:type="dxa" w:w="5011"/>
+            <w:tcBorders>
+              <w:top w:val="single" w:color="C9CED8" w:sz="4"/>
+              <w:left w:val="single" w:color="C9CED8" w:sz="4"/>
+              <w:bottom w:val="single" w:color="C9CED8" w:sz="4"/>
+              <w:right w:val="single" w:color="C9CED8" w:sz="4"/>
+            </w:tcBorders>
+            <w:shd w:fill="F3F5F9" w:color="auto" w:val="clear"/>
+            <w:tcMar>
+              <w:top w:type="dxa" w:w="60"/>
+              <w:left w:type="dxa" w:w="90"/>
+              <w:bottom w:type="dxa" w:w="60"/>
+              <w:right w:type="dxa" w:w="90"/>
+            </w:tcMar>
+            <w:vAlign w:val="top"/>
+          </w:tcPr>
+          <w:p>
+            <w:pPr>
+              <w:spacing w:after="20" w:line="250"/>
+            </w:pPr>
+            <w:r>
+              <w:rPr>
+                <w:rFonts w:ascii="Arial" w:cs="Arial" w:eastAsia="Arial" w:hAnsi="Arial"/>
+                <w:color w:val="1A1A1A"/>
+                <w:sz w:val="17"/>
+                <w:szCs w:val="17"/>
+              </w:rPr>
+              <w:t xml:space="preserve">End-to-end payment, webhook and failure-path verification against the live gateway configuration</w:t>
+            </w:r>
+          </w:p>
+        </w:tc>
+        <w:tc>
+          <w:tcPr>
+            <w:tcW w:type="dxa" w:w="2411"/>
+            <w:tcBorders>
+              <w:top w:val="single" w:color="C9CED8" w:sz="4"/>
+              <w:left w:val="single" w:color="C9CED8" w:sz="4"/>
+              <w:bottom w:val="single" w:color="C9CED8" w:sz="4"/>
+              <w:right w:val="single" w:color="C9CED8" w:sz="4"/>
+            </w:tcBorders>
+            <w:shd w:fill="F3F5F9" w:color="auto" w:val="clear"/>
+            <w:tcMar>
+              <w:top w:type="dxa" w:w="60"/>
+              <w:left w:type="dxa" w:w="90"/>
+              <w:bottom w:type="dxa" w:w="60"/>
+              <w:right w:type="dxa" w:w="90"/>
+            </w:tcMar>
+            <w:vAlign w:val="top"/>
+          </w:tcPr>
+          <w:p>
+            <w:pPr>
+              <w:spacing w:after="20" w:line="250"/>
+            </w:pPr>
+            <w:r>
+              <w:rPr>
+                <w:rFonts w:ascii="Arial" w:cs="Arial" w:eastAsia="Arial" w:hAnsi="Arial"/>
+                <w:color w:val="1A1A1A"/>
+                <w:sz w:val="17"/>
+                <w:szCs w:val="17"/>
+              </w:rPr>
               <w:t xml:space="preserve">Test transactions reconciled</w:t>
             </w:r>
           </w:p>
@@ -10063,7 +11254,7 @@
         <w:pageBreakBefore/>
       </w:pPr>
       <w:r>
-        <w:t xml:space="preserve">10. Data migration approach</w:t>
+        <w:t xml:space="preserve">11. Data migration approach</w:t>
       </w:r>
     </w:p>
     <w:tbl>
@@ -10226,7 +11417,7 @@
                 <w:sz w:val="18"/>
                 <w:szCs w:val="18"/>
               </w:rPr>
-              <w:t xml:space="preserve">Identity consolidation (2A.1)</w:t>
+              <w:t xml:space="preserve">Identity consolidation (R3)</w:t>
             </w:r>
           </w:p>
         </w:tc>
@@ -10328,7 +11519,7 @@
                 <w:sz w:val="18"/>
                 <w:szCs w:val="18"/>
               </w:rPr>
-              <w:t xml:space="preserve">Facilities → generalised services (2A.2)</w:t>
+              <w:t xml:space="preserve">Facilities → generalised services (R4)</w:t>
             </w:r>
           </w:p>
         </w:tc>
@@ -10431,7 +11622,7 @@
                 <w:sz w:val="18"/>
                 <w:szCs w:val="18"/>
               </w:rPr>
-              <w:t xml:space="preserve">Historical events import (2A.3)</w:t>
+              <w:t xml:space="preserve">Historical events import (R6)</w:t>
             </w:r>
           </w:p>
         </w:tc>
@@ -10533,7 +11724,7 @@
                 <w:sz w:val="18"/>
                 <w:szCs w:val="18"/>
               </w:rPr>
-              <w:t xml:space="preserve">Ledger back-fill (2A.3)</w:t>
+              <w:t xml:space="preserve">Ledger back-fill (R5)</w:t>
             </w:r>
           </w:p>
         </w:tc>
@@ -10616,7 +11807,7 @@
         <w:pageBreakBefore/>
       </w:pPr>
       <w:r>
-        <w:t xml:space="preserve">11. Key technical decisions (ADR backlog)</w:t>
+        <w:t xml:space="preserve">12. Key technical decisions (ADR backlog)</w:t>
       </w:r>
     </w:p>
     <w:p>
@@ -10991,7 +12182,7 @@
                 <w:sz w:val="17"/>
                 <w:szCs w:val="17"/>
               </w:rPr>
-              <w:t xml:space="preserve">06 Nov 2026</w:t>
+              <w:t xml:space="preserve">23 Oct 2026</w:t>
             </w:r>
           </w:p>
         </w:tc>
@@ -11161,7 +12352,7 @@
                 <w:sz w:val="17"/>
                 <w:szCs w:val="17"/>
               </w:rPr>
-              <w:t xml:space="preserve">06 Nov 2026</w:t>
+              <w:t xml:space="preserve">23 Oct 2026</w:t>
             </w:r>
           </w:p>
         </w:tc>
@@ -11326,7 +12517,7 @@
                 <w:sz w:val="17"/>
                 <w:szCs w:val="17"/>
               </w:rPr>
-              <w:t xml:space="preserve">06 Nov 2026</w:t>
+              <w:t xml:space="preserve">23 Oct 2026</w:t>
             </w:r>
           </w:p>
         </w:tc>
@@ -11496,7 +12687,7 @@
                 <w:sz w:val="17"/>
                 <w:szCs w:val="17"/>
               </w:rPr>
-              <w:t xml:space="preserve">27 Nov 2026</w:t>
+              <w:t xml:space="preserve">23 Oct 2026</w:t>
             </w:r>
           </w:p>
         </w:tc>
@@ -11661,7 +12852,7 @@
                 <w:sz w:val="17"/>
                 <w:szCs w:val="17"/>
               </w:rPr>
-              <w:t xml:space="preserve">13 Nov 2026</w:t>
+              <w:t xml:space="preserve">23 Oct 2026</w:t>
             </w:r>
           </w:p>
         </w:tc>
@@ -11831,7 +13022,7 @@
                 <w:sz w:val="17"/>
                 <w:szCs w:val="17"/>
               </w:rPr>
-              <w:t xml:space="preserve">13 Nov 2026</w:t>
+              <w:t xml:space="preserve">23 Oct 2026</w:t>
             </w:r>
           </w:p>
         </w:tc>
@@ -11996,7 +13187,7 @@
                 <w:sz w:val="17"/>
                 <w:szCs w:val="17"/>
               </w:rPr>
-              <w:t xml:space="preserve">13 Nov 2026</w:t>
+              <w:t xml:space="preserve">23 Oct 2026</w:t>
             </w:r>
           </w:p>
         </w:tc>
@@ -12013,7 +13204,7 @@
         <w:pageBreakBefore/>
       </w:pPr>
       <w:r>
-        <w:t xml:space="preserve">12. Technical risks and mitigations</w:t>
+        <w:t xml:space="preserve">13. Technical risks and mitigations</w:t>
       </w:r>
     </w:p>
     <w:tbl>
@@ -12540,7 +13731,7 @@
         <w:pageBreakBefore/>
       </w:pPr>
       <w:r>
-        <w:t xml:space="preserve">13. Why Srivin Platforms</w:t>
+        <w:t xml:space="preserve">14. Why Srivin Platforms</w:t>
       </w:r>
     </w:p>
     <w:p>
@@ -12552,7 +13743,7 @@
           <w:rFonts w:ascii="Arial" w:cs="Arial" w:eastAsia="Arial" w:hAnsi="Arial"/>
           <w:color w:val="1A1A1A"/>
         </w:rPr>
-        <w:t xml:space="preserve">SportSeek needs a partner that can do three things at once: launch safely in weeks, re-foundation a live platform over months, and leave SportSeek stronger and more independent at the end. This approach is built for exactly that combination:</w:t>
+        <w:t xml:space="preserve">SportSeek needs a partner that can do four things at once: launch safely in weeks, ship new value every month, re-foundation a live platform without breaking it, and leave SportSeek stronger and more independent at the end. This approach is built for exactly that combination:</w:t>
       </w:r>
     </w:p>
     <w:tbl>
@@ -13029,7 +14220,7 @@
                 <w:sz w:val="18"/>
                 <w:szCs w:val="18"/>
               </w:rPr>
-              <w:t xml:space="preserve">Predictability</w:t>
+              <w:t xml:space="preserve">Faster go-to-market</w:t>
             </w:r>
           </w:p>
         </w:tc>
@@ -13062,7 +14253,76 @@
                 <w:sz w:val="18"/>
                 <w:szCs w:val="18"/>
               </w:rPr>
-              <w:t xml:space="preserve">A dated plan with explicit dependencies and critical path, stage gates and weekly transparency (see the WBS &amp; Integrated Project Plan and the Project Delivery Model).</w:t>
+              <w:t xml:space="preserve">An AI-native pod that ships two features to production every month from launch day, and completes Phase 2A on 23 Mar 2027 with less than half the effort of a conventional team.</w:t>
+            </w:r>
+          </w:p>
+        </w:tc>
+      </w:tr>
+      <w:tr>
+        <w:trPr>
+          <w:cantSplit/>
+        </w:trPr>
+        <w:tc>
+          <w:tcPr>
+            <w:tcW w:type="dxa" w:w="3276"/>
+            <w:tcBorders>
+              <w:top w:val="single" w:color="C9CED8" w:sz="4"/>
+              <w:left w:val="single" w:color="C9CED8" w:sz="4"/>
+              <w:bottom w:val="single" w:color="C9CED8" w:sz="4"/>
+              <w:right w:val="single" w:color="C9CED8" w:sz="4"/>
+            </w:tcBorders>
+            <w:tcMar>
+              <w:top w:type="dxa" w:w="60"/>
+              <w:left w:type="dxa" w:w="90"/>
+              <w:bottom w:type="dxa" w:w="60"/>
+              <w:right w:type="dxa" w:w="90"/>
+            </w:tcMar>
+            <w:vAlign w:val="top"/>
+          </w:tcPr>
+          <w:p>
+            <w:pPr>
+              <w:spacing w:after="20" w:line="250"/>
+            </w:pPr>
+            <w:r>
+              <w:rPr>
+                <w:rFonts w:ascii="Arial" w:cs="Arial" w:eastAsia="Arial" w:hAnsi="Arial"/>
+                <w:color w:val="1A1A1A"/>
+                <w:sz w:val="18"/>
+                <w:szCs w:val="18"/>
+              </w:rPr>
+              <w:t xml:space="preserve">Predictability</w:t>
+            </w:r>
+          </w:p>
+        </w:tc>
+        <w:tc>
+          <w:tcPr>
+            <w:tcW w:type="dxa" w:w="6362"/>
+            <w:tcBorders>
+              <w:top w:val="single" w:color="C9CED8" w:sz="4"/>
+              <w:left w:val="single" w:color="C9CED8" w:sz="4"/>
+              <w:bottom w:val="single" w:color="C9CED8" w:sz="4"/>
+              <w:right w:val="single" w:color="C9CED8" w:sz="4"/>
+            </w:tcBorders>
+            <w:tcMar>
+              <w:top w:type="dxa" w:w="60"/>
+              <w:left w:type="dxa" w:w="90"/>
+              <w:bottom w:type="dxa" w:w="60"/>
+              <w:right w:type="dxa" w:w="90"/>
+            </w:tcMar>
+            <w:vAlign w:val="top"/>
+          </w:tcPr>
+          <w:p>
+            <w:pPr>
+              <w:spacing w:after="20" w:line="250"/>
+            </w:pPr>
+            <w:r>
+              <w:rPr>
+                <w:rFonts w:ascii="Arial" w:cs="Arial" w:eastAsia="Arial" w:hAnsi="Arial"/>
+                <w:color w:val="1A1A1A"/>
+                <w:sz w:val="18"/>
+                <w:szCs w:val="18"/>
+              </w:rPr>
+              <w:t xml:space="preserve">Fixed monthly release dates, dated dependencies, and weekly working software (see the WBS &amp; Integrated Project Plan and the Project Delivery Model).</w:t>
             </w:r>
           </w:p>
         </w:tc>
@@ -14556,6 +15816,12 @@
   </w:num>
   <w:num w:numId="4">
     <w:abstractNumId w:val="6"/>
+    <w:lvlOverride w:ilvl="0">
+      <w:startOverride w:val="1"/>
+    </w:lvlOverride>
+  </w:num>
+  <w:num w:numId="5">
+    <w:abstractNumId w:val="7"/>
     <w:lvlOverride w:ilvl="0">
       <w:startOverride w:val="1"/>
     </w:lvlOverride>

--- a/docs/phase-2a/03_Technical_Approach.docx
+++ b/docs/phase-2a/03_Technical_Approach.docx
@@ -531,7 +531,7 @@
                 <w:sz w:val="18"/>
                 <w:szCs w:val="18"/>
               </w:rPr>
-              <w:t xml:space="preserve">v2.0 (AI-native release train) — 27 September 2026</w:t>
+              <w:t xml:space="preserve">v2.1 (AI-native release train; Shared Identity in R1) — 27 September 2026</w:t>
             </w:r>
           </w:p>
         </w:tc>
@@ -606,7 +606,7 @@
                 <w:sz w:val="18"/>
                 <w:szCs w:val="18"/>
               </w:rPr>
-              <w:t xml:space="preserve">Issued for client review — supersedes v1.0</w:t>
+              <w:t xml:space="preserve">Issued for client review — supersedes v2.0</w:t>
             </w:r>
           </w:p>
         </w:tc>
@@ -1107,7 +1107,23 @@
           <w:rFonts w:ascii="Arial" w:cs="Arial" w:eastAsia="Arial" w:hAnsi="Arial"/>
           <w:color w:val="1A1A1A"/>
         </w:rPr>
-        <w:t xml:space="preserve"> We make the live product safe for public traffic and add two features on day one (R1, 20 Oct 2026). Then two features reach production every month, in dependency order: identity (R2), refunds and the player web app (R3), the generalised partner model (R4), the Ledger and partner web (R5), and payouts and WhatsApp (R6, 23 Mar 2027).</w:t>
+        <w:t xml:space="preserve"> We make the live product safe for public traffic and launch </w:t>
+      </w:r>
+      <w:r>
+        <w:rPr>
+          <w:rFonts w:ascii="Arial" w:cs="Arial" w:eastAsia="Arial" w:hAnsi="Arial"/>
+          <w:b/>
+          <w:bCs/>
+          <w:color w:val="1A1A1A"/>
+        </w:rPr>
+        <w:t xml:space="preserve">Shared Identity</w:t>
+      </w:r>
+      <w:r>
+        <w:rPr>
+          <w:rFonts w:ascii="Arial" w:cs="Arial" w:eastAsia="Arial" w:hAnsi="Arial"/>
+          <w:color w:val="1A1A1A"/>
+        </w:rPr>
+        <w:t xml:space="preserve"> with it (R1, 20 Oct 2026). Then new features reach production every month, in dependency order: notifications and duplicate-account merge (R2), refunds and the player web app (R3), the generalised partner model (R4), the Ledger and partner web (R5), and payouts and WhatsApp (R6, 23 Mar 2027).</w:t>
       </w:r>
     </w:p>
     <w:p>
@@ -1300,7 +1316,7 @@
                 <w:sz w:val="19"/>
                 <w:szCs w:val="19"/>
               </w:rPr>
-              <w:t xml:space="preserve">A public launch on 20 October 2026 on a security-tested, load-tested and instrumented product, with two new features on day one. Two more features every month after that, and Phase 2A complete on 23 March 2027, delivered by a lean AI-native pod. A codebase, documentation and SportSeek engineering team able to carry Phase 2B and 2C forward.</w:t>
+              <w:t xml:space="preserve">A public launch on 20 October 2026 on a security-tested, load-tested and instrumented product, with Shared Identity live on day one. New features every month after that, and Phase 2A complete on 23 March 2027, delivered by a lean AI-native pod. A codebase, documentation and SportSeek engineering team able to carry Phase 2B and 2C forward.</w:t>
             </w:r>
           </w:p>
         </w:tc>
@@ -5541,7 +5557,7 @@
         <w:keepNext/>
       </w:pPr>
       <w:r>
-        <w:t xml:space="preserve">6.1 Shared Identity &amp; Profile (F3 — R2, 24 Nov 2026)</w:t>
+        <w:t xml:space="preserve">6.1 Shared Identity &amp; Profile (F3 — R1, 20 Oct 2026; duplicate merge — R2)</w:t>
       </w:r>
     </w:p>
     <w:p>
@@ -6416,7 +6432,7 @@
           <w:rFonts w:ascii="Arial" w:cs="Arial" w:eastAsia="Arial" w:hAnsi="Arial"/>
           <w:color w:val="1A1A1A"/>
         </w:rPr>
-        <w:t xml:space="preserve"> given the confirmed .NET stack, our leaning is ASP.NET Core Identity with OpenIddict. It keeps identity in the same codebase, language and deployment as the rest of the platform, and SportSeek's .NET developers can own it after KT. The final choice is made in the HLD (ADR-01) after the Phase 1 assessment reviews the current authentication code. Whichever option is chosen, the account-linking logic, role model and KYC reuse sit in SportSeek's Identity domain, so the provider stays replaceable.</w:t>
+        <w:t xml:space="preserve"> given the confirmed .NET stack, our leaning is ASP.NET Core Identity with OpenIddict. It keeps identity in the same codebase, language and deployment as the rest of the platform, and SportSeek's .NET developers can own it after KT. Because F3 ships in R1, ADR-01 is decided by 2 October 2026, straight after the 3-day Phase 1 assessment reviews the current authentication code. Whichever option is chosen, the account-linking logic, role model and KYC reuse sit in SportSeek's Identity domain, so the provider stays replaceable.</w:t>
       </w:r>
     </w:p>
     <w:p>
@@ -6425,7 +6441,7 @@
         <w:keepNext/>
       </w:pPr>
       <w:r>
-        <w:t xml:space="preserve">6.2 Notification Platform (F1, F2 — R1; F4 — R2; F12 — R6)</w:t>
+        <w:t xml:space="preserve">6.2 Notification Platform (F1, F2, F4 — R2; F12 — R6)</w:t>
       </w:r>
     </w:p>
     <w:p>
@@ -8067,7 +8083,7 @@
                 <w:sz w:val="17"/>
                 <w:szCs w:val="17"/>
               </w:rPr>
-              <w:t xml:space="preserve">VAPT before each go-live (launch surface for R1; targeted tests for identity R2, refunds R3 and payouts R6; full scope before Phase 2A completion in R6), with no critical or high findings open at release (SOW §14.1).</w:t>
+              <w:t xml:space="preserve">VAPT before each go-live (launch surface and identity for R1; targeted tests for refunds R3 and payouts R6; full scope before Phase 2A completion in R6), with no critical or high findings open at release (SOW §14.1).</w:t>
             </w:r>
           </w:p>
         </w:tc>
@@ -10259,7 +10275,7 @@
           <w:rFonts w:ascii="Arial" w:cs="Arial" w:eastAsia="Arial" w:hAnsi="Arial"/>
           <w:color w:val="1A1A1A"/>
         </w:rPr>
-        <w:t xml:space="preserve">For launch we deliberately avoid changes to identity, payments or the data model. The work makes the existing system safe, visible and recoverable under public load, and adds two back-end-led features that carry little risk: </w:t>
+        <w:t xml:space="preserve">For launch we avoid changes to payments and to the booking data model. The work makes the existing system safe, visible and recoverable under public load. It also launches </w:t>
       </w:r>
       <w:r>
         <w:rPr>
@@ -10268,30 +10284,14 @@
           <w:bCs/>
           <w:color w:val="1A1A1A"/>
         </w:rPr>
-        <w:t xml:space="preserve">F1 Email notifications</w:t>
-      </w:r>
-      <w:r>
-        <w:rPr>
-          <w:rFonts w:ascii="Arial" w:cs="Arial" w:eastAsia="Arial" w:hAnsi="Arial"/>
-          <w:color w:val="1A1A1A"/>
-        </w:rPr>
-        <w:t xml:space="preserve"> for all live alert triggers and </w:t>
-      </w:r>
-      <w:r>
-        <w:rPr>
-          <w:rFonts w:ascii="Arial" w:cs="Arial" w:eastAsia="Arial" w:hAnsi="Arial"/>
-          <w:b/>
-          <w:bCs/>
-          <w:color w:val="1A1A1A"/>
-        </w:rPr>
-        <w:t xml:space="preserve">F2 Booking &amp; event reminders</w:t>
-      </w:r>
-      <w:r>
-        <w:rPr>
-          <w:rFonts w:ascii="Arial" w:cs="Arial" w:eastAsia="Arial" w:hAnsi="Arial"/>
-          <w:color w:val="1A1A1A"/>
-        </w:rPr>
-        <w:t xml:space="preserve">. AI compresses the work into the 16 available working days. It reads the codebase for the assessment and generates a full regression suite for every live journey in days.</w:t>
+        <w:t xml:space="preserve">F3 Shared Identity</w:t>
+      </w:r>
+      <w:r>
+        <w:rPr>
+          <w:rFonts w:ascii="Arial" w:cs="Arial" w:eastAsia="Arial" w:hAnsi="Arial"/>
+          <w:color w:val="1A1A1A"/>
+        </w:rPr>
+        <w:t xml:space="preserve">, the one deliberate exception, because SportSeek has prioritised it. F3 sits behind a remote switch that can fall back to the Phase 1 login, and its identity data is additive (a new identity store alongside existing user tables), so switching it off never loses data. AI compresses the work into the 16 available working days. It reads the codebase for the assessment and generates a full regression suite for every live journey in days.</w:t>
       </w:r>
     </w:p>
     <w:tbl>
@@ -10556,7 +10556,7 @@
                 <w:sz w:val="17"/>
                 <w:szCs w:val="17"/>
               </w:rPr>
-              <w:t xml:space="preserve">F1 / F2</w:t>
+              <w:t xml:space="preserve">F3 Shared Identity</w:t>
             </w:r>
           </w:p>
         </w:tc>
@@ -10589,7 +10589,7 @@
                 <w:sz w:val="17"/>
                 <w:szCs w:val="17"/>
               </w:rPr>
-              <w:t xml:space="preserve">Email channel adapter and templates for existing triggers; reminder scheduler (T-24h, T-2h) with cancellation on booking change</w:t>
+              <w:t xml:space="preserve">Identity service (OpenIddict/.NET) with OIDC clients per app; OTP-verified linking in both React Native apps; 1:1 bootstrap of existing accounts; remote switch and fallback; minimum-version enforcement</w:t>
             </w:r>
           </w:p>
         </w:tc>
@@ -10622,7 +10622,7 @@
                 <w:sz w:val="17"/>
                 <w:szCs w:val="17"/>
               </w:rPr>
-              <w:t xml:space="preserve">Behind flags; enabled after UAT</w:t>
+              <w:t xml:space="preserve">Identity pen test clean; linking UAT signed; switch tested both ways</w:t>
             </w:r>
           </w:p>
         </w:tc>
@@ -10691,7 +10691,7 @@
                 <w:sz w:val="17"/>
                 <w:szCs w:val="17"/>
               </w:rPr>
-              <w:t xml:space="preserve">SAST, dependency, secret and DAST scans; VAPT of the launch surface; fix critical/high; harden headers, rate limits and OTP abuse controls</w:t>
+              <w:t xml:space="preserve">SAST, dependency, secret and DAST scans; VAPT of the launch surface; targeted identity pen test (linking, OTP, tokens); harden headers, rate limits and OTP abuse controls</w:t>
             </w:r>
           </w:p>
         </w:tc>
@@ -10723,7 +10723,7 @@
                 <w:sz w:val="17"/>
                 <w:szCs w:val="17"/>
               </w:rPr>
-              <w:t xml:space="preserve">VAPT retest clean for critical/high</w:t>
+              <w:t xml:space="preserve">VAPT and identity retest clean for critical/high</w:t>
             </w:r>
           </w:p>
         </w:tc>
@@ -11417,7 +11417,7 @@
                 <w:sz w:val="18"/>
                 <w:szCs w:val="18"/>
               </w:rPr>
-              <w:t xml:space="preserve">Identity consolidation (R3)</w:t>
+              <w:t xml:space="preserve">Identity bootstrap (R1) and duplicate merge (R2)</w:t>
             </w:r>
           </w:p>
         </w:tc>
@@ -11449,7 +11449,7 @@
                 <w:sz w:val="18"/>
                 <w:szCs w:val="18"/>
               </w:rPr>
-              <w:t xml:space="preserve">Detect duplicates on verified phone/email; apply SportSeek-approved merge rules; re-point bookings, events and partner records; keep a mapping table for audit</w:t>
+              <w:t xml:space="preserve">R1: load every existing account 1:1 into the identity store. R2: detect duplicates on verified phone/email; apply SportSeek-approved merge rules; re-point bookings, events and partner records; keep a mapping table for audit</w:t>
             </w:r>
           </w:p>
         </w:tc>
@@ -12182,7 +12182,7 @@
                 <w:sz w:val="17"/>
                 <w:szCs w:val="17"/>
               </w:rPr>
-              <w:t xml:space="preserve">23 Oct 2026</w:t>
+              <w:t xml:space="preserve">02 Oct 2026</w:t>
             </w:r>
           </w:p>
         </w:tc>
@@ -14253,7 +14253,7 @@
                 <w:sz w:val="18"/>
                 <w:szCs w:val="18"/>
               </w:rPr>
-              <w:t xml:space="preserve">An AI-native pod that ships two features to production every month from launch day, and completes Phase 2A on 23 Mar 2027 with less than half the effort of a conventional team.</w:t>
+              <w:t xml:space="preserve">An AI-native pod that puts Shared Identity live on launch day and ships new features every month after, and completes Phase 2A on 23 Mar 2027 with less than half the effort of a conventional team.</w:t>
             </w:r>
           </w:p>
         </w:tc>
